--- a/text/part1/06Fieldcraft.docx
+++ b/text/part1/06Fieldcraft.docx
@@ -368,7 +368,7 @@
     <w:p>
       <w:pPr>
         <w:rPr>
-          <w:lang w:val="en-US"/>
+          <w:lang w:val="ru-RU"/>
         </w:rPr>
       </w:pPr>
       <w:r>
@@ -1820,7 +1820,39 @@
         <w:rPr>
           <w:lang w:val="ru-RU"/>
         </w:rPr>
-        <w:t>. Взаимодействуя с эт</w:t>
+        <w:t xml:space="preserve">. </w:t>
+      </w:r>
+    </w:p>
+    <w:p>
+      <w:pPr>
+        <w:rPr>
+          <w:lang w:val="ru-RU"/>
+        </w:rPr>
+      </w:pPr>
+      <w:r>
+        <w:rPr>
+          <w:lang w:val="ru-RU"/>
+        </w:rPr>
+        <w:t>Она сделала паузу, пристально глядя на меня, как будто пытаясь подчеркнуть важность только что сказанного.</w:t>
+      </w:r>
+    </w:p>
+    <w:p>
+      <w:pPr>
+        <w:rPr>
+          <w:lang w:val="ru-RU"/>
+        </w:rPr>
+      </w:pPr>
+      <w:r>
+        <w:rPr>
+          <w:lang w:val="ru-RU"/>
+        </w:rPr>
+        <w:t xml:space="preserve">— </w:t>
+      </w:r>
+      <w:r>
+        <w:rPr>
+          <w:lang w:val="ru-RU"/>
+        </w:rPr>
+        <w:t>Взаимодействуя с эт</w:t>
       </w:r>
       <w:r>
         <w:rPr>
@@ -2284,7 +2316,19 @@
         <w:rPr>
           <w:lang w:val="ru-RU"/>
         </w:rPr>
-        <w:t>— Ой! Горячо! — Она перевела на меня комически-испуганный взгляд. — Прикуривать не получится.</w:t>
+        <w:t xml:space="preserve">— Ой! Горячо! — Она перевела на меня комически-испуганный взгляд. — </w:t>
+      </w:r>
+      <w:r>
+        <w:rPr>
+          <w:lang w:val="ru-RU"/>
+        </w:rPr>
+        <w:t>Но… прикуривать — можно</w:t>
+      </w:r>
+      <w:r>
+        <w:rPr>
+          <w:lang w:val="ru-RU"/>
+        </w:rPr>
+        <w:t>.</w:t>
       </w:r>
     </w:p>
     <w:p>
@@ -2348,6 +2392,7 @@
         <w:rPr>
           <w:lang w:val="ru-RU"/>
         </w:rPr>
+        <w:lastRenderedPageBreak/>
         <w:t>На лицо Саны вернулось спокойное, умиротворённое выражение с легчайшей тенью улыбки.</w:t>
       </w:r>
     </w:p>
@@ -2367,7 +2412,712 @@
         <w:rPr>
           <w:lang w:val="ru-RU"/>
         </w:rPr>
-        <w:t>в её повествовании</w:t>
+        <w:t xml:space="preserve">в её повествовании </w:t>
+      </w:r>
+      <w:r>
+        <w:rPr>
+          <w:lang w:val="ru-RU"/>
+        </w:rPr>
+        <w:t>не было никакого перерыва:</w:t>
+      </w:r>
+    </w:p>
+    <w:p>
+      <w:pPr>
+        <w:rPr>
+          <w:lang w:val="ru-RU"/>
+        </w:rPr>
+      </w:pPr>
+      <w:r>
+        <w:rPr>
+          <w:lang w:val="ru-RU"/>
+        </w:rPr>
+        <w:t xml:space="preserve">— Об Эссенции Камня, я думаю, </w:t>
+      </w:r>
+      <w:r>
+        <w:rPr>
+          <w:lang w:val="ru-RU"/>
+        </w:rPr>
+        <w:t xml:space="preserve">мне </w:t>
+      </w:r>
+      <w:r>
+        <w:rPr>
+          <w:lang w:val="ru-RU"/>
+        </w:rPr>
+        <w:t xml:space="preserve">нечего добавить к тому, что ты уже знаешь. </w:t>
+      </w:r>
+      <w:r>
+        <w:rPr>
+          <w:lang w:val="ru-RU"/>
+        </w:rPr>
+        <w:t xml:space="preserve">Разве что то, что она является основой, базой для всего остального. </w:t>
+      </w:r>
+      <w:r>
+        <w:rPr>
+          <w:lang w:val="ru-RU"/>
+        </w:rPr>
+        <w:t>Б</w:t>
+      </w:r>
+      <w:r>
+        <w:rPr>
+          <w:lang w:val="ru-RU"/>
+        </w:rPr>
+        <w:t>ез способности её накапливать и использовать невозможно взаимодействовать с двумя другими ипостасями</w:t>
+      </w:r>
+      <w:r>
+        <w:rPr>
+          <w:lang w:val="ru-RU"/>
+        </w:rPr>
+        <w:t xml:space="preserve"> Поля</w:t>
+      </w:r>
+      <w:r>
+        <w:rPr>
+          <w:lang w:val="ru-RU"/>
+        </w:rPr>
+        <w:t xml:space="preserve">. </w:t>
+      </w:r>
+    </w:p>
+    <w:p>
+      <w:pPr>
+        <w:rPr>
+          <w:lang w:val="ru-RU"/>
+        </w:rPr>
+      </w:pPr>
+      <w:r>
+        <w:rPr>
+          <w:lang w:val="ru-RU"/>
+        </w:rPr>
+        <w:t>Она поднесла к губам чашку и сделала глоток чая. Чтобы окончательно прийти в себя и снова сосредоточиться, я последовал её примеру.</w:t>
+      </w:r>
+    </w:p>
+    <w:p>
+      <w:pPr>
+        <w:rPr>
+          <w:lang w:val="ru-RU"/>
+        </w:rPr>
+      </w:pPr>
+      <w:r>
+        <w:rPr>
+          <w:lang w:val="ru-RU"/>
+        </w:rPr>
+        <w:t xml:space="preserve">— Главное, о чём я хочу рассказать тебе сегодня — это Эссенция Света. Не потому, что она является самой важной — все три составляющие Тонкого Поля одинаково важны — а потому что это наиболее актуально для тебя именно сейчас, на этом этапе. </w:t>
+      </w:r>
+    </w:p>
+    <w:p>
+      <w:pPr>
+        <w:rPr>
+          <w:lang w:val="ru-RU"/>
+        </w:rPr>
+      </w:pPr>
+      <w:r>
+        <w:rPr>
+          <w:lang w:val="ru-RU"/>
+        </w:rPr>
+        <w:t>Она сделала небольшую паузу и продолжила:</w:t>
+      </w:r>
+    </w:p>
+    <w:p>
+      <w:pPr>
+        <w:rPr>
+          <w:lang w:val="ru-RU"/>
+        </w:rPr>
+      </w:pPr>
+      <w:r>
+        <w:rPr>
+          <w:lang w:val="ru-RU"/>
+        </w:rPr>
+        <w:t xml:space="preserve">— Обычно на вводном уроке об Эссенции Света в школах Филдкрафта говорят о животных, рыбах или птицах. А вернее, о некоторых их </w:t>
+      </w:r>
+      <w:r>
+        <w:rPr>
+          <w:lang w:val="ru-RU"/>
+        </w:rPr>
+        <w:t xml:space="preserve">способностях и повадках. Например, о перелётах птиц </w:t>
+      </w:r>
+      <w:r>
+        <w:rPr>
+          <w:lang w:val="ru-RU"/>
+        </w:rPr>
+        <w:t>в тёплые края</w:t>
+      </w:r>
+      <w:r>
+        <w:rPr>
+          <w:lang w:val="ru-RU"/>
+        </w:rPr>
+        <w:t>, о плетении пауками их паутины, о нересте лосося или о «танце» пчёл. Лично мой любимый пример — про кукушку.</w:t>
+      </w:r>
+    </w:p>
+    <w:p>
+      <w:pPr>
+        <w:rPr>
+          <w:lang w:val="ru-RU"/>
+        </w:rPr>
+      </w:pPr>
+      <w:r>
+        <w:rPr>
+          <w:lang w:val="ru-RU"/>
+        </w:rPr>
+        <w:t>Я невольно улыбнулся.</w:t>
+      </w:r>
+    </w:p>
+    <w:p>
+      <w:pPr>
+        <w:rPr>
+          <w:lang w:val="ru-RU"/>
+        </w:rPr>
+      </w:pPr>
+      <w:r>
+        <w:rPr>
+          <w:lang w:val="ru-RU"/>
+        </w:rPr>
+        <w:t>— Про кукушку?</w:t>
+      </w:r>
+    </w:p>
+    <w:p>
+      <w:pPr>
+        <w:rPr>
+          <w:lang w:val="ru-RU"/>
+        </w:rPr>
+      </w:pPr>
+      <w:r>
+        <w:rPr>
+          <w:lang w:val="ru-RU"/>
+        </w:rPr>
+        <w:t xml:space="preserve">— Ну да. — На её лице промелькнула как будто немного наивная, </w:t>
+      </w:r>
+      <w:r>
+        <w:rPr>
+          <w:lang w:val="ru-RU"/>
+        </w:rPr>
+        <w:t xml:space="preserve">и при этом </w:t>
+      </w:r>
+      <w:r>
+        <w:rPr>
+          <w:lang w:val="ru-RU"/>
+        </w:rPr>
+        <w:t xml:space="preserve">очень обаятельная улыбка. — </w:t>
+      </w:r>
+      <w:r>
+        <w:rPr>
+          <w:lang w:val="ru-RU"/>
+        </w:rPr>
+        <w:t>По-моему</w:t>
+      </w:r>
+      <w:r>
+        <w:rPr>
+          <w:lang w:val="ru-RU"/>
+        </w:rPr>
+        <w:t xml:space="preserve"> во всех Вариантах есть эта птица, и везде её называют почти одинаково — по звукам, которые она издаёт. И везде знают, что у неё есть привычка подкладывать яйца в чужие гнёзда, знаешь же?</w:t>
+      </w:r>
+    </w:p>
+    <w:p>
+      <w:pPr>
+        <w:rPr>
+          <w:lang w:val="ru-RU"/>
+        </w:rPr>
+      </w:pPr>
+      <w:r>
+        <w:rPr>
+          <w:lang w:val="ru-RU"/>
+        </w:rPr>
+        <w:t xml:space="preserve">Я кивнул. </w:t>
+      </w:r>
+    </w:p>
+    <w:p>
+      <w:pPr>
+        <w:rPr>
+          <w:lang w:val="ru-RU"/>
+        </w:rPr>
+      </w:pPr>
+      <w:r>
+        <w:rPr>
+          <w:lang w:val="ru-RU"/>
+        </w:rPr>
+        <w:t xml:space="preserve">— Ну так вот, </w:t>
+      </w:r>
+      <w:r>
+        <w:rPr>
+          <w:lang w:val="ru-RU"/>
+        </w:rPr>
+        <w:t>такое</w:t>
+      </w:r>
+      <w:r>
+        <w:rPr>
+          <w:lang w:val="ru-RU"/>
+        </w:rPr>
+        <w:t xml:space="preserve"> подкладывание яиц — </w:t>
+      </w:r>
+      <w:r>
+        <w:rPr>
+          <w:lang w:val="ru-RU"/>
+        </w:rPr>
+        <w:t xml:space="preserve">это ведь </w:t>
+      </w:r>
+      <w:r>
+        <w:rPr>
+          <w:lang w:val="ru-RU"/>
+        </w:rPr>
+        <w:t>очень сложный, искусный и даже опасный ритуал. Нужно найти гнездо другой птицы, начать следить за ним, как-то понять, что в этом гнезде уже есть яйца. Потом дождаться, когда та, другая птица улетит за червяками, быстро-быстро подлететь к гнезду, выбросить из него яйца и…</w:t>
+      </w:r>
+    </w:p>
+    <w:p>
+      <w:pPr>
+        <w:rPr>
+          <w:lang w:val="ru-RU"/>
+        </w:rPr>
+      </w:pPr>
+      <w:r>
+        <w:rPr>
+          <w:lang w:val="ru-RU"/>
+        </w:rPr>
+        <w:t>Она неожиданно выпучила глаза и сделала вид, что тужится.</w:t>
+      </w:r>
+    </w:p>
+    <w:p>
+      <w:pPr>
+        <w:rPr>
+          <w:lang w:val="ru-RU"/>
+        </w:rPr>
+      </w:pPr>
+      <w:r>
+        <w:rPr>
+          <w:lang w:val="ru-RU"/>
+        </w:rPr>
+        <w:t>— И снести своё яйцо. А потом быстро-быстро улететь.</w:t>
+      </w:r>
+    </w:p>
+    <w:p>
+      <w:pPr>
+        <w:rPr>
+          <w:lang w:val="ru-RU"/>
+        </w:rPr>
+      </w:pPr>
+      <w:r>
+        <w:rPr>
+          <w:lang w:val="ru-RU"/>
+        </w:rPr>
+        <w:t>Она быстро-быстро замахала ладонями.</w:t>
+      </w:r>
+    </w:p>
+    <w:p>
+      <w:pPr>
+        <w:rPr>
+          <w:lang w:val="ru-RU"/>
+        </w:rPr>
+      </w:pPr>
+      <w:r>
+        <w:rPr>
+          <w:lang w:val="ru-RU"/>
+        </w:rPr>
+        <w:t xml:space="preserve">Я не выдержал и расхохотался. Сана с удовольствием ко мне присоединилась. </w:t>
+      </w:r>
+    </w:p>
+    <w:p>
+      <w:pPr>
+        <w:rPr>
+          <w:lang w:val="ru-RU"/>
+        </w:rPr>
+      </w:pPr>
+      <w:r>
+        <w:rPr>
+          <w:lang w:val="ru-RU"/>
+        </w:rPr>
+        <w:t>Когда мы отсмеялись, она</w:t>
+      </w:r>
+      <w:r>
+        <w:rPr>
+          <w:lang w:val="ru-RU"/>
+        </w:rPr>
+        <w:t>, став снова серьёзной,</w:t>
+      </w:r>
+      <w:r>
+        <w:rPr>
+          <w:lang w:val="ru-RU"/>
+        </w:rPr>
+        <w:t xml:space="preserve"> продолжила:</w:t>
+      </w:r>
+    </w:p>
+    <w:p>
+      <w:pPr>
+        <w:rPr>
+          <w:lang w:val="ru-RU"/>
+        </w:rPr>
+      </w:pPr>
+      <w:r>
+        <w:rPr>
+          <w:lang w:val="ru-RU"/>
+        </w:rPr>
+        <w:t xml:space="preserve">— Так вот, </w:t>
+      </w:r>
+      <w:r>
+        <w:rPr>
+          <w:lang w:val="ru-RU"/>
+        </w:rPr>
+        <w:t xml:space="preserve">скажи мне, откуда она это умеет? Кто её научил? Ведь никто же не </w:t>
+      </w:r>
+      <w:r>
+        <w:rPr>
+          <w:lang w:val="ru-RU"/>
+        </w:rPr>
+        <w:t xml:space="preserve">видел, как мама-кукушка важно так </w:t>
+      </w:r>
+      <w:r>
+        <w:rPr>
+          <w:lang w:val="ru-RU"/>
+        </w:rPr>
+        <w:t>говорит</w:t>
+      </w:r>
+      <w:r>
+        <w:rPr>
+          <w:lang w:val="ru-RU"/>
+        </w:rPr>
+        <w:t xml:space="preserve"> дочке-кукушке: «Сейчас, дорогая, я расскажу тебе очень важную вещь. Запоминай хорошо, а лучше записывай.» А дочка-кукушка отвечает: «Мама, я не могу записывать, у меня же крылья!» </w:t>
+      </w:r>
+    </w:p>
+    <w:p>
+      <w:pPr>
+        <w:rPr>
+          <w:lang w:val="ru-RU"/>
+        </w:rPr>
+      </w:pPr>
+      <w:r>
+        <w:rPr>
+          <w:lang w:val="ru-RU"/>
+        </w:rPr>
+        <w:t xml:space="preserve">Сана растопырила пальцы и </w:t>
+      </w:r>
+      <w:r>
+        <w:rPr>
+          <w:lang w:val="ru-RU"/>
+        </w:rPr>
+        <w:t xml:space="preserve">воззрилась на них </w:t>
+      </w:r>
+      <w:r>
+        <w:rPr>
+          <w:lang w:val="ru-RU"/>
+        </w:rPr>
+        <w:t>с комично-жалобным выражением.</w:t>
+      </w:r>
+    </w:p>
+    <w:p>
+      <w:pPr>
+        <w:rPr>
+          <w:lang w:val="ru-RU"/>
+        </w:rPr>
+      </w:pPr>
+      <w:r>
+        <w:rPr>
+          <w:lang w:val="ru-RU"/>
+        </w:rPr>
+        <w:t>Мы снова расхохотались.</w:t>
+      </w:r>
+    </w:p>
+    <w:p>
+      <w:pPr>
+        <w:rPr>
+          <w:lang w:val="ru-RU"/>
+        </w:rPr>
+      </w:pPr>
+      <w:r>
+        <w:rPr>
+          <w:lang w:val="ru-RU"/>
+        </w:rPr>
+        <w:t xml:space="preserve">— </w:t>
+      </w:r>
+      <w:r>
+        <w:rPr>
+          <w:lang w:val="ru-RU"/>
+        </w:rPr>
+        <w:t>Конечно, — продолжила Сана, когда мы снова настроились на серьёзный лад, — в некоторых Вариантах были и до сих пор есть попытки объяснить всё это передачей информации через гены</w:t>
+      </w:r>
+      <w:r>
+        <w:rPr>
+          <w:lang w:val="ru-RU"/>
+        </w:rPr>
+        <w:t xml:space="preserve"> в процессе размножения</w:t>
+      </w:r>
+      <w:r>
+        <w:rPr>
+          <w:lang w:val="ru-RU"/>
+        </w:rPr>
+        <w:t>.</w:t>
+      </w:r>
+    </w:p>
+    <w:p>
+      <w:pPr>
+        <w:rPr>
+          <w:lang w:val="ru-RU"/>
+        </w:rPr>
+      </w:pPr>
+      <w:r>
+        <w:rPr>
+          <w:lang w:val="ru-RU"/>
+        </w:rPr>
+        <w:lastRenderedPageBreak/>
+        <w:t>Она сделала небольшую паузу, как будто подбирая правильную формулировку, и продолжила:</w:t>
+      </w:r>
+    </w:p>
+    <w:p>
+      <w:pPr>
+        <w:rPr>
+          <w:lang w:val="ru-RU"/>
+        </w:rPr>
+      </w:pPr>
+      <w:r>
+        <w:rPr>
+          <w:lang w:val="ru-RU"/>
+        </w:rPr>
+        <w:t>— Я отношусь с искренним уважением ко всем учёным в каждом из миров, вне зависимости от того, какие научные взгляды они исповедуют. Поэтому просто оставлю это без комментариев. Собственно, комментировать и не требуется, потому что правильный ответ ты уже знаешь. Я только хочу поделиться с тобой некоторыми деталями — тем, как этот предмет трактуется с позиций современного Филдкрафта. Это, возможно, сэкономит твоё время, так как по пути познания тебе не придётся двигаться вслепую.</w:t>
+      </w:r>
+    </w:p>
+    <w:p>
+      <w:pPr>
+        <w:rPr>
+          <w:lang w:val="ru-RU"/>
+        </w:rPr>
+      </w:pPr>
+      <w:r>
+        <w:rPr>
+          <w:lang w:val="ru-RU"/>
+        </w:rPr>
+        <w:t>Сана обеими руками, не спеша поднесла чашку к губам и</w:t>
+      </w:r>
+      <w:r>
+        <w:rPr>
+          <w:lang w:val="ru-RU"/>
+        </w:rPr>
+        <w:t>, задумчиво опустив взгляд,</w:t>
+      </w:r>
+      <w:r>
+        <w:rPr>
+          <w:lang w:val="ru-RU"/>
+        </w:rPr>
+        <w:t xml:space="preserve"> сделала </w:t>
+      </w:r>
+      <w:r>
+        <w:rPr>
+          <w:lang w:val="ru-RU"/>
+        </w:rPr>
+        <w:t>изящный, микроскопический глоток.</w:t>
+      </w:r>
+    </w:p>
+    <w:p>
+      <w:pPr>
+        <w:rPr>
+          <w:lang w:val="ru-RU"/>
+        </w:rPr>
+      </w:pPr>
+      <w:r>
+        <w:rPr>
+          <w:lang w:val="ru-RU"/>
+        </w:rPr>
+        <w:t xml:space="preserve">Я тоже глотнул чаю и вдруг обратил внимание, что моя чашка всё ещё является полной, несмотря на то, что я уже отпил из неё изрядное количество. Кроме того, чай был всё таким же горячим или, правильнее сказать, идеально горячим. Я перевёл вопросительный взгляд на Сану. Но увидев, что она задумалась о чём то явно более важном, решил её не отвлекать. </w:t>
+      </w:r>
+    </w:p>
+    <w:p>
+      <w:pPr>
+        <w:rPr>
+          <w:lang w:val="ru-RU"/>
+        </w:rPr>
+      </w:pPr>
+      <w:r>
+        <w:rPr>
+          <w:lang w:val="ru-RU"/>
+        </w:rPr>
+        <w:t>Вынырнув из своих мыслей, она посмотрела на меня, улыбнулась мне не столько дружески, сколько как-то по-матерински, и продолжила:</w:t>
+      </w:r>
+    </w:p>
+    <w:p>
+      <w:pPr>
+        <w:rPr>
+          <w:lang w:val="ru-RU"/>
+        </w:rPr>
+      </w:pPr>
+      <w:r>
+        <w:rPr>
+          <w:lang w:val="ru-RU"/>
+        </w:rPr>
+        <w:t>— Я думаю, к этому моменту ты научился видеть Эссенцию Камня и Эссенцию Света</w:t>
+      </w:r>
+      <w:r>
+        <w:rPr>
+          <w:lang w:val="ru-RU"/>
+        </w:rPr>
+        <w:t>, а также попыта</w:t>
+      </w:r>
+      <w:r>
+        <w:rPr>
+          <w:lang w:val="ru-RU"/>
+        </w:rPr>
+        <w:t>л</w:t>
+      </w:r>
+      <w:r>
+        <w:rPr>
+          <w:lang w:val="ru-RU"/>
+        </w:rPr>
+        <w:t xml:space="preserve">ся понять механизмы того, как это происходит. Полагаю, о том, как это связано с контуром и с тем, как им управлять, ты уже догадался сам. </w:t>
+      </w:r>
+      <w:r>
+        <w:rPr>
+          <w:lang w:val="ru-RU"/>
+        </w:rPr>
+        <w:t>И н</w:t>
+      </w:r>
+      <w:r>
+        <w:rPr>
+          <w:lang w:val="ru-RU"/>
+        </w:rPr>
+        <w:t>аверное, также о том, как это связано с пространством и расстоянием, так?</w:t>
+      </w:r>
+    </w:p>
+    <w:p>
+      <w:pPr>
+        <w:rPr>
+          <w:lang w:val="ru-RU"/>
+        </w:rPr>
+      </w:pPr>
+      <w:r>
+        <w:rPr>
+          <w:lang w:val="ru-RU"/>
+        </w:rPr>
+        <w:t>Я кивнул.</w:t>
+      </w:r>
+    </w:p>
+    <w:p>
+      <w:pPr>
+        <w:rPr>
+          <w:lang w:val="ru-RU"/>
+        </w:rPr>
+      </w:pPr>
+      <w:r>
+        <w:rPr>
+          <w:lang w:val="ru-RU"/>
+        </w:rPr>
+        <w:t xml:space="preserve">— Что ещё? </w:t>
+      </w:r>
+      <w:r>
+        <w:rPr>
+          <w:lang w:val="ru-RU"/>
+        </w:rPr>
+        <w:t xml:space="preserve">— спросила она. — </w:t>
+      </w:r>
+      <w:r>
+        <w:rPr>
+          <w:lang w:val="ru-RU"/>
+        </w:rPr>
+        <w:t>Просто не хочется повторять то, что ты уже знаешь.</w:t>
+      </w:r>
+    </w:p>
+    <w:p>
+      <w:pPr>
+        <w:rPr>
+          <w:lang w:val="ru-RU"/>
+        </w:rPr>
+      </w:pPr>
+      <w:r>
+        <w:rPr>
+          <w:lang w:val="ru-RU"/>
+        </w:rPr>
+        <w:t>На её лице появилась вежливо-извиняющаяся улыбка. Я снова ощутил себя на великосветском приёме.</w:t>
+      </w:r>
+    </w:p>
+    <w:p>
+      <w:pPr>
+        <w:rPr>
+          <w:lang w:val="ru-RU"/>
+        </w:rPr>
+      </w:pPr>
+      <w:r>
+        <w:rPr>
+          <w:lang w:val="ru-RU"/>
+        </w:rPr>
+        <w:t xml:space="preserve">— Я подумал о том, что это как-то связано с сознанием. </w:t>
+      </w:r>
+    </w:p>
+    <w:p>
+      <w:pPr>
+        <w:rPr>
+          <w:lang w:val="ru-RU"/>
+        </w:rPr>
+      </w:pPr>
+      <w:r>
+        <w:rPr>
+          <w:lang w:val="ru-RU"/>
+        </w:rPr>
+        <w:t>Выражение её лица резко изменилось. Она</w:t>
+      </w:r>
+      <w:r>
+        <w:rPr>
+          <w:lang w:val="ru-RU"/>
+        </w:rPr>
+        <w:t xml:space="preserve"> посмотрела на меня с искренним изумлением</w:t>
+      </w:r>
+      <w:r>
+        <w:rPr>
+          <w:lang w:val="ru-RU"/>
+        </w:rPr>
+        <w:t xml:space="preserve">, но ничего не сказала, вежливо ожидая продолжения. </w:t>
+      </w:r>
+    </w:p>
+    <w:p>
+      <w:pPr>
+        <w:rPr>
+          <w:lang w:val="ru-RU"/>
+        </w:rPr>
+      </w:pPr>
+      <w:r>
+        <w:rPr>
+          <w:lang w:val="ru-RU"/>
+        </w:rPr>
+        <w:t>Я продолжил:</w:t>
+      </w:r>
+    </w:p>
+    <w:p>
+      <w:pPr>
+        <w:rPr>
+          <w:lang w:val="ru-RU"/>
+        </w:rPr>
+      </w:pPr>
+      <w:r>
+        <w:rPr>
+          <w:lang w:val="ru-RU"/>
+        </w:rPr>
+        <w:t>— Меня на эту мысль</w:t>
+      </w:r>
+      <w:r>
+        <w:rPr>
+          <w:lang w:val="ru-RU"/>
+        </w:rPr>
+        <w:t xml:space="preserve"> навёл Корг, мой дракон. Мне показалось, что он может</w:t>
+      </w:r>
+      <w:r>
+        <w:rPr>
+          <w:lang w:val="ru-RU"/>
+        </w:rPr>
+        <w:t xml:space="preserve"> это</w:t>
+      </w:r>
+      <w:r>
+        <w:rPr>
+          <w:lang w:val="ru-RU"/>
+        </w:rPr>
+        <w:t xml:space="preserve">… </w:t>
+      </w:r>
+      <w:r>
+        <w:rPr>
+          <w:lang w:val="ru-RU"/>
+        </w:rPr>
+        <w:t>В</w:t>
+      </w:r>
+      <w:r>
+        <w:rPr>
+          <w:lang w:val="ru-RU"/>
+        </w:rPr>
+        <w:t>идеть Эссенцию Света</w:t>
+      </w:r>
+      <w:r>
+        <w:rPr>
+          <w:lang w:val="ru-RU"/>
+        </w:rPr>
+        <w:t>.</w:t>
       </w:r>
       <w:r>
         <w:rPr>
@@ -2379,7 +3129,218 @@
         <w:rPr>
           <w:lang w:val="ru-RU"/>
         </w:rPr>
-        <w:t>не было никакого перерыва:</w:t>
+        <w:t>И, более того,</w:t>
+      </w:r>
+      <w:r>
+        <w:rPr>
+          <w:lang w:val="ru-RU"/>
+        </w:rPr>
+        <w:t xml:space="preserve"> что для него это обычное дело. </w:t>
+      </w:r>
+    </w:p>
+    <w:p>
+      <w:pPr>
+        <w:rPr>
+          <w:lang w:val="ru-RU"/>
+        </w:rPr>
+      </w:pPr>
+      <w:r>
+        <w:rPr>
+          <w:lang w:val="ru-RU"/>
+        </w:rPr>
+        <w:t>И тогда я подумал, что люди, наверное, тогда потеряли эту способность, когда обрели сознание. И соответственно, чтобы её, эту способность</w:t>
+      </w:r>
+      <w:r>
+        <w:rPr>
+          <w:lang w:val="ru-RU"/>
+        </w:rPr>
+        <w:t>,</w:t>
+      </w:r>
+      <w:r>
+        <w:rPr>
+          <w:lang w:val="ru-RU"/>
+        </w:rPr>
+        <w:t xml:space="preserve"> вернуть, нужно своё сознание</w:t>
+      </w:r>
+      <w:r>
+        <w:rPr>
+          <w:lang w:val="ru-RU"/>
+        </w:rPr>
+        <w:t xml:space="preserve"> </w:t>
+      </w:r>
+      <w:r>
+        <w:rPr>
+          <w:lang w:val="ru-RU"/>
+        </w:rPr>
+        <w:t>как-то</w:t>
+      </w:r>
+      <w:r>
+        <w:rPr>
+          <w:lang w:val="ru-RU"/>
+        </w:rPr>
+        <w:t>… отодвинуть. Или, вернее… опуститься</w:t>
+      </w:r>
+      <w:r>
+        <w:rPr>
+          <w:lang w:val="ru-RU"/>
+        </w:rPr>
+        <w:t xml:space="preserve"> ниже… то есть,</w:t>
+      </w:r>
+      <w:r>
+        <w:rPr>
+          <w:lang w:val="ru-RU"/>
+        </w:rPr>
+        <w:t xml:space="preserve"> глубже него. А для этого нужно </w:t>
+      </w:r>
+      <w:r>
+        <w:rPr>
+          <w:lang w:val="ru-RU"/>
+        </w:rPr>
+        <w:t>как бы расслабиться. Или</w:t>
+      </w:r>
+      <w:r>
+        <w:rPr>
+          <w:lang w:val="ru-RU"/>
+        </w:rPr>
+        <w:t>..., правильнее</w:t>
+      </w:r>
+      <w:r>
+        <w:rPr>
+          <w:lang w:val="ru-RU"/>
+        </w:rPr>
+        <w:t xml:space="preserve"> сказать, отпустить. Отпустить своё сознание, сделать так, чтобы оно тебя покинуло.</w:t>
+      </w:r>
+    </w:p>
+    <w:p>
+      <w:pPr>
+        <w:rPr>
+          <w:lang w:val="ru-RU"/>
+        </w:rPr>
+      </w:pPr>
+      <w:r>
+        <w:rPr>
+          <w:lang w:val="ru-RU"/>
+        </w:rPr>
+        <w:t>Я немного подумал и добавил:</w:t>
+      </w:r>
+    </w:p>
+    <w:p>
+      <w:pPr>
+        <w:rPr>
+          <w:lang w:val="ru-RU"/>
+        </w:rPr>
+      </w:pPr>
+      <w:r>
+        <w:rPr>
+          <w:lang w:val="ru-RU"/>
+        </w:rPr>
+        <w:t xml:space="preserve">— </w:t>
+      </w:r>
+      <w:r>
+        <w:rPr>
+          <w:lang w:val="ru-RU"/>
+        </w:rPr>
+        <w:t>Но только не до конца.</w:t>
+      </w:r>
+    </w:p>
+    <w:p>
+      <w:pPr>
+        <w:rPr>
+          <w:lang w:val="ru-RU"/>
+        </w:rPr>
+      </w:pPr>
+      <w:r>
+        <w:rPr>
+          <w:lang w:val="ru-RU"/>
+        </w:rPr>
+        <w:t xml:space="preserve">Она смотрела на меня со всё возрастающим изумлением, </w:t>
+      </w:r>
+      <w:r>
+        <w:rPr>
+          <w:lang w:val="ru-RU"/>
+        </w:rPr>
+        <w:t xml:space="preserve">которое теперь выглядело </w:t>
+      </w:r>
+      <w:r>
+        <w:rPr>
+          <w:lang w:val="ru-RU"/>
+        </w:rPr>
+        <w:t xml:space="preserve">чуть ли не </w:t>
+      </w:r>
+      <w:r>
+        <w:rPr>
+          <w:lang w:val="ru-RU"/>
+        </w:rPr>
+        <w:t>как</w:t>
+      </w:r>
+      <w:r>
+        <w:rPr>
+          <w:lang w:val="ru-RU"/>
+        </w:rPr>
+        <w:t xml:space="preserve"> испуг. Я почувствовал себя неудобно. Чтобы дальше не нагнетать напряжение, я решил не продолжать. Да, собственно, </w:t>
+      </w:r>
+      <w:r>
+        <w:rPr>
+          <w:lang w:val="ru-RU"/>
+        </w:rPr>
+        <w:t xml:space="preserve">и продолжать было </w:t>
+      </w:r>
+      <w:r>
+        <w:rPr>
+          <w:lang w:val="ru-RU"/>
+        </w:rPr>
+        <w:t xml:space="preserve">уже </w:t>
+      </w:r>
+      <w:r>
+        <w:rPr>
+          <w:lang w:val="ru-RU"/>
+        </w:rPr>
+        <w:t>нечего</w:t>
+      </w:r>
+      <w:r>
+        <w:rPr>
+          <w:lang w:val="ru-RU"/>
+        </w:rPr>
+        <w:t xml:space="preserve">. </w:t>
+      </w:r>
+    </w:p>
+    <w:p>
+      <w:pPr>
+        <w:rPr>
+          <w:lang w:val="ru-RU"/>
+        </w:rPr>
+      </w:pPr>
+      <w:r>
+        <w:rPr>
+          <w:lang w:val="ru-RU"/>
+        </w:rPr>
+        <w:t>Я глуповато улыбнулся и пожал плечами.</w:t>
+      </w:r>
+    </w:p>
+    <w:p>
+      <w:pPr>
+        <w:rPr>
+          <w:lang w:val="ru-RU"/>
+        </w:rPr>
+      </w:pPr>
+      <w:r>
+        <w:rPr>
+          <w:lang w:val="ru-RU"/>
+        </w:rPr>
+        <w:t>— Как-то так.</w:t>
+      </w:r>
+    </w:p>
+    <w:p>
+      <w:pPr>
+        <w:rPr>
+          <w:lang w:val="ru-RU"/>
+        </w:rPr>
+      </w:pPr>
+      <w:r>
+        <w:rPr>
+          <w:lang w:val="ru-RU"/>
+        </w:rPr>
+        <w:t>Она снова задумчиво опустила взгляд и после некоторой паузы произнесла:</w:t>
       </w:r>
     </w:p>
     <w:p>
@@ -2393,392 +3354,882 @@
           <w:lang w:val="ru-RU"/>
         </w:rPr>
         <w:lastRenderedPageBreak/>
-        <w:t xml:space="preserve">— Об Эссенции Камня, я думаю, </w:t>
-      </w:r>
-      <w:r>
-        <w:rPr>
-          <w:lang w:val="ru-RU"/>
-        </w:rPr>
-        <w:t xml:space="preserve">мне </w:t>
-      </w:r>
-      <w:r>
-        <w:rPr>
-          <w:lang w:val="ru-RU"/>
-        </w:rPr>
-        <w:t xml:space="preserve">нечего добавить к тому, что ты уже знаешь. </w:t>
-      </w:r>
-      <w:r>
-        <w:rPr>
-          <w:lang w:val="ru-RU"/>
-        </w:rPr>
-        <w:t xml:space="preserve">Разве что то, что она является основой, базой для всего остального. </w:t>
-      </w:r>
-      <w:r>
-        <w:rPr>
-          <w:lang w:val="ru-RU"/>
-        </w:rPr>
-        <w:t>Б</w:t>
-      </w:r>
-      <w:r>
-        <w:rPr>
-          <w:lang w:val="ru-RU"/>
-        </w:rPr>
-        <w:t>ез способности её накапливать и использовать невозможно взаимодействовать с двумя другими ипостасями</w:t>
-      </w:r>
-      <w:r>
-        <w:rPr>
-          <w:lang w:val="ru-RU"/>
-        </w:rPr>
-        <w:t xml:space="preserve"> Поля</w:t>
-      </w:r>
-      <w:r>
-        <w:rPr>
-          <w:lang w:val="ru-RU"/>
-        </w:rPr>
-        <w:t xml:space="preserve">. </w:t>
-      </w:r>
-    </w:p>
-    <w:p>
-      <w:pPr>
-        <w:rPr>
-          <w:lang w:val="ru-RU"/>
-        </w:rPr>
-      </w:pPr>
-      <w:r>
-        <w:rPr>
-          <w:lang w:val="ru-RU"/>
-        </w:rPr>
-        <w:t>Она поднесла к губам чашку и сделала глоток чая. Чтобы окончательно прийти в себя и снова сосредоточиться, я последовал её примеру.</w:t>
-      </w:r>
-    </w:p>
-    <w:p>
-      <w:pPr>
-        <w:rPr>
-          <w:lang w:val="ru-RU"/>
-        </w:rPr>
-      </w:pPr>
-      <w:r>
-        <w:rPr>
-          <w:lang w:val="ru-RU"/>
-        </w:rPr>
-        <w:t xml:space="preserve">— Главное, о чём я хочу рассказать тебе сегодня — это Эссенция Света. Не потому, что она является самой важной — все три составляющие Тонкого Поля одинаково важны — а потому что это наиболее актуально для тебя именно сейчас, на этом этапе. </w:t>
-      </w:r>
-    </w:p>
-    <w:p>
-      <w:pPr>
-        <w:rPr>
-          <w:lang w:val="ru-RU"/>
-        </w:rPr>
-      </w:pPr>
-      <w:r>
-        <w:rPr>
-          <w:lang w:val="ru-RU"/>
-        </w:rPr>
-        <w:t>Она сделала небольшую паузу и продолжила:</w:t>
-      </w:r>
-    </w:p>
-    <w:p>
-      <w:pPr>
-        <w:rPr>
-          <w:lang w:val="ru-RU"/>
-        </w:rPr>
-      </w:pPr>
-      <w:r>
-        <w:rPr>
-          <w:lang w:val="ru-RU"/>
-        </w:rPr>
-        <w:t xml:space="preserve">— Обычно на вводном уроке об Эссенции Света в школах Филдкрафта говорят о животных, рыбах или птицах. А вернее, о некоторых их </w:t>
-      </w:r>
-      <w:r>
-        <w:rPr>
-          <w:lang w:val="ru-RU"/>
-        </w:rPr>
-        <w:t xml:space="preserve">способностях и повадках. Например, о перелётах птиц </w:t>
-      </w:r>
-      <w:r>
-        <w:rPr>
-          <w:lang w:val="ru-RU"/>
-        </w:rPr>
-        <w:t>в тёплые края</w:t>
-      </w:r>
-      <w:r>
-        <w:rPr>
-          <w:lang w:val="ru-RU"/>
-        </w:rPr>
-        <w:t>, о плетении пауками их паутины, о нересте лосося или о «танце» пчёл. Лично мой любимый пример — про кукушку.</w:t>
-      </w:r>
-    </w:p>
-    <w:p>
-      <w:pPr>
-        <w:rPr>
-          <w:lang w:val="ru-RU"/>
-        </w:rPr>
-      </w:pPr>
-      <w:r>
-        <w:rPr>
-          <w:lang w:val="ru-RU"/>
-        </w:rPr>
-        <w:t>Я невольно улыбнулся.</w:t>
-      </w:r>
-    </w:p>
-    <w:p>
-      <w:pPr>
-        <w:rPr>
-          <w:lang w:val="ru-RU"/>
-        </w:rPr>
-      </w:pPr>
-      <w:r>
-        <w:rPr>
-          <w:lang w:val="ru-RU"/>
-        </w:rPr>
-        <w:t>— Про кукушку?</w:t>
-      </w:r>
-    </w:p>
-    <w:p>
-      <w:pPr>
-        <w:rPr>
-          <w:lang w:val="ru-RU"/>
-        </w:rPr>
-      </w:pPr>
-      <w:r>
-        <w:rPr>
-          <w:lang w:val="ru-RU"/>
-        </w:rPr>
-        <w:t xml:space="preserve">— Ну да. — На её лице промелькнула как будто немного наивная, </w:t>
-      </w:r>
-      <w:r>
-        <w:rPr>
-          <w:lang w:val="ru-RU"/>
-        </w:rPr>
-        <w:t xml:space="preserve">и при этом </w:t>
-      </w:r>
-      <w:r>
-        <w:rPr>
-          <w:lang w:val="ru-RU"/>
-        </w:rPr>
-        <w:t xml:space="preserve">очень обаятельная улыбка. — </w:t>
-      </w:r>
-      <w:r>
-        <w:rPr>
-          <w:lang w:val="ru-RU"/>
-        </w:rPr>
-        <w:t>По-моему</w:t>
-      </w:r>
-      <w:r>
-        <w:rPr>
-          <w:lang w:val="ru-RU"/>
-        </w:rPr>
-        <w:t xml:space="preserve"> во всех Вариантах есть эта птица, и везде её называют почти одинаково — по звукам, которые она издаёт. И везде знают, что у неё есть привычка подкладывать яйца в чужие гнёзда, знаешь же?</w:t>
-      </w:r>
-    </w:p>
-    <w:p>
-      <w:pPr>
-        <w:rPr>
-          <w:lang w:val="ru-RU"/>
-        </w:rPr>
-      </w:pPr>
-      <w:r>
-        <w:rPr>
-          <w:lang w:val="ru-RU"/>
-        </w:rPr>
-        <w:t xml:space="preserve">Я кивнул. </w:t>
-      </w:r>
-    </w:p>
-    <w:p>
-      <w:pPr>
-        <w:rPr>
-          <w:lang w:val="ru-RU"/>
-        </w:rPr>
-      </w:pPr>
-      <w:r>
-        <w:rPr>
-          <w:lang w:val="ru-RU"/>
-        </w:rPr>
-        <w:t xml:space="preserve">— Ну так вот, </w:t>
-      </w:r>
-      <w:r>
-        <w:rPr>
-          <w:lang w:val="ru-RU"/>
-        </w:rPr>
-        <w:t>такое</w:t>
-      </w:r>
-      <w:r>
-        <w:rPr>
-          <w:lang w:val="ru-RU"/>
-        </w:rPr>
-        <w:t xml:space="preserve"> подкладывание яиц — </w:t>
-      </w:r>
-      <w:r>
-        <w:rPr>
-          <w:lang w:val="ru-RU"/>
-        </w:rPr>
-        <w:t xml:space="preserve">это ведь </w:t>
-      </w:r>
-      <w:r>
-        <w:rPr>
-          <w:lang w:val="ru-RU"/>
-        </w:rPr>
-        <w:t>очень сложный, искусный и даже опасный ритуал. Нужно найти гнездо другой птицы, начать следить за ним, как-то понять, что в этом гнезде уже есть яйца. Потом дождаться, когда та, другая птица улетит за червяками, быстро-быстро подлететь к гнезду, выбросить из него яйца и…</w:t>
-      </w:r>
-    </w:p>
-    <w:p>
-      <w:pPr>
-        <w:rPr>
-          <w:lang w:val="ru-RU"/>
-        </w:rPr>
-      </w:pPr>
-      <w:r>
-        <w:rPr>
-          <w:lang w:val="ru-RU"/>
-        </w:rPr>
-        <w:t>Она неожиданно выпучила глаза и сделала вид, что тужится.</w:t>
-      </w:r>
-    </w:p>
-    <w:p>
-      <w:pPr>
-        <w:rPr>
-          <w:lang w:val="ru-RU"/>
-        </w:rPr>
-      </w:pPr>
-      <w:r>
-        <w:rPr>
-          <w:lang w:val="ru-RU"/>
-        </w:rPr>
-        <w:t>— И снести своё яйцо. А потом быстро-быстро улететь.</w:t>
-      </w:r>
-    </w:p>
-    <w:p>
-      <w:pPr>
-        <w:rPr>
-          <w:lang w:val="ru-RU"/>
-        </w:rPr>
-      </w:pPr>
-      <w:r>
-        <w:rPr>
-          <w:lang w:val="ru-RU"/>
-        </w:rPr>
-        <w:t>Она быстро-быстро замахала ладонями.</w:t>
-      </w:r>
-    </w:p>
-    <w:p>
-      <w:pPr>
-        <w:rPr>
-          <w:lang w:val="ru-RU"/>
-        </w:rPr>
-      </w:pPr>
-      <w:r>
-        <w:rPr>
-          <w:lang w:val="ru-RU"/>
-        </w:rPr>
-        <w:t xml:space="preserve">Я не выдержал и расхохотался. Сана с удовольствием ко мне присоединилась. </w:t>
-      </w:r>
-    </w:p>
-    <w:p>
-      <w:pPr>
-        <w:rPr>
-          <w:lang w:val="ru-RU"/>
-        </w:rPr>
-      </w:pPr>
-      <w:r>
-        <w:rPr>
-          <w:lang w:val="ru-RU"/>
-        </w:rPr>
-        <w:t>Когда мы отсмеялись, она</w:t>
-      </w:r>
-      <w:r>
-        <w:rPr>
-          <w:lang w:val="ru-RU"/>
-        </w:rPr>
-        <w:t>, став снова серьёзной,</w:t>
-      </w:r>
-      <w:r>
-        <w:rPr>
-          <w:lang w:val="ru-RU"/>
-        </w:rPr>
-        <w:t xml:space="preserve"> продолжила:</w:t>
-      </w:r>
-    </w:p>
-    <w:p>
-      <w:pPr>
-        <w:rPr>
-          <w:lang w:val="ru-RU"/>
-        </w:rPr>
-      </w:pPr>
-      <w:r>
-        <w:rPr>
-          <w:lang w:val="ru-RU"/>
-        </w:rPr>
-        <w:t xml:space="preserve">— Так вот, </w:t>
-      </w:r>
-      <w:r>
-        <w:rPr>
-          <w:lang w:val="ru-RU"/>
-        </w:rPr>
-        <w:t xml:space="preserve">скажи мне, откуда она это умеет? Кто её научил? Ведь никто же не </w:t>
-      </w:r>
-      <w:r>
-        <w:rPr>
-          <w:lang w:val="ru-RU"/>
-        </w:rPr>
-        <w:t xml:space="preserve">видел, как мама-кукушка важно так </w:t>
-      </w:r>
-      <w:r>
-        <w:rPr>
-          <w:lang w:val="ru-RU"/>
-        </w:rPr>
-        <w:t>говорит</w:t>
-      </w:r>
-      <w:r>
-        <w:rPr>
-          <w:lang w:val="ru-RU"/>
-        </w:rPr>
-        <w:t xml:space="preserve"> дочке-кукушке: «Сейчас, дорогая, я расскажу тебе очень важную вещь. Запоминай хорошо, а лучше записывай.» А дочка-кукушка отвечает: «Мама, я не могу записывать, у меня же крылья!» </w:t>
-      </w:r>
-    </w:p>
-    <w:p>
-      <w:pPr>
-        <w:rPr>
-          <w:lang w:val="ru-RU"/>
-        </w:rPr>
-      </w:pPr>
-      <w:r>
-        <w:rPr>
-          <w:lang w:val="ru-RU"/>
-        </w:rPr>
-        <w:t xml:space="preserve">Сана растопырила пальцы и </w:t>
-      </w:r>
-      <w:r>
-        <w:rPr>
-          <w:lang w:val="ru-RU"/>
-        </w:rPr>
-        <w:t xml:space="preserve">воззрилась на них </w:t>
-      </w:r>
-      <w:r>
-        <w:rPr>
-          <w:lang w:val="ru-RU"/>
-        </w:rPr>
-        <w:t>с комично-жалобным выражением.</w:t>
-      </w:r>
-    </w:p>
-    <w:p>
-      <w:pPr>
-        <w:rPr>
-          <w:lang w:val="ru-RU"/>
-        </w:rPr>
-      </w:pPr>
-      <w:r>
-        <w:rPr>
-          <w:lang w:val="ru-RU"/>
-        </w:rPr>
-        <w:t>Мы снова расхохотались.</w:t>
-      </w:r>
-    </w:p>
-    <w:p>
-      <w:pPr>
-        <w:rPr>
-          <w:lang w:val="ru-RU"/>
-        </w:rPr>
-      </w:pPr>
+        <w:t>— Да, Великая снова оказалась права. Как всегда</w:t>
+      </w:r>
+      <w:r>
+        <w:rPr>
+          <w:lang w:val="ru-RU"/>
+        </w:rPr>
+        <w:t xml:space="preserve">, впрочем. </w:t>
+      </w:r>
+    </w:p>
+    <w:p>
+      <w:pPr>
+        <w:rPr>
+          <w:lang w:val="ru-RU"/>
+        </w:rPr>
+      </w:pPr>
+      <w:r>
+        <w:rPr>
+          <w:lang w:val="ru-RU"/>
+        </w:rPr>
+        <w:t>Я решил воспользоваться случаем, чтобы перевести тему:</w:t>
+      </w:r>
+    </w:p>
+    <w:p>
+      <w:pPr>
+        <w:rPr>
+          <w:lang w:val="ru-RU"/>
+        </w:rPr>
+      </w:pPr>
+      <w:r>
+        <w:rPr>
+          <w:lang w:val="ru-RU"/>
+        </w:rPr>
+        <w:t>— Слушай, Сана, а почему ты ещё тогда, во время нашей первой встречи не рассказала мне о себе?</w:t>
+      </w:r>
+      <w:r>
+        <w:rPr>
+          <w:lang w:val="ru-RU"/>
+        </w:rPr>
+        <w:t xml:space="preserve"> Ты, я так понимаю, предпочитаешь сохранять инкогнито?</w:t>
+      </w:r>
+    </w:p>
+    <w:p>
+      <w:pPr>
+        <w:rPr>
+          <w:lang w:val="ru-RU"/>
+        </w:rPr>
+      </w:pPr>
+      <w:r>
+        <w:rPr>
+          <w:lang w:val="ru-RU"/>
+        </w:rPr>
+        <w:t xml:space="preserve">Она, казалось, </w:t>
+      </w:r>
+      <w:r>
+        <w:rPr>
+          <w:lang w:val="ru-RU"/>
+        </w:rPr>
+        <w:t>почувствовала облегчение от</w:t>
+      </w:r>
+      <w:r>
+        <w:rPr>
+          <w:lang w:val="ru-RU"/>
+        </w:rPr>
+        <w:t xml:space="preserve"> перемен</w:t>
+      </w:r>
+      <w:r>
+        <w:rPr>
+          <w:lang w:val="ru-RU"/>
+        </w:rPr>
+        <w:t>ы</w:t>
+      </w:r>
+      <w:r>
+        <w:rPr>
+          <w:lang w:val="ru-RU"/>
+        </w:rPr>
+        <w:t xml:space="preserve"> темы разговора.</w:t>
+      </w:r>
+    </w:p>
+    <w:p>
+      <w:pPr>
+        <w:rPr>
+          <w:lang w:val="ru-RU"/>
+        </w:rPr>
+      </w:pPr>
+      <w:r>
+        <w:rPr>
+          <w:lang w:val="ru-RU"/>
+        </w:rPr>
+        <w:t xml:space="preserve">— У нас есть договорённость с </w:t>
+      </w:r>
+      <w:r>
+        <w:rPr>
+          <w:lang w:val="ru-RU"/>
+        </w:rPr>
+        <w:t xml:space="preserve">руководством АРК, с </w:t>
+      </w:r>
+      <w:r>
+        <w:rPr>
+          <w:lang w:val="ru-RU"/>
+        </w:rPr>
+        <w:t>Элен и с ребятами из тима — не рассказывать посторонним о моей роли. Просто чтобы избежать излишнего внимания ко мне и к моей работе.</w:t>
+      </w:r>
+    </w:p>
+    <w:p>
+      <w:pPr>
+        <w:rPr>
+          <w:lang w:val="ru-RU"/>
+        </w:rPr>
+      </w:pPr>
+      <w:r>
+        <w:rPr>
+          <w:lang w:val="ru-RU"/>
+        </w:rPr>
+        <w:t>— А в чём на самом деле заключается твоя работа?</w:t>
+      </w:r>
+    </w:p>
+    <w:p>
+      <w:pPr>
+        <w:rPr>
+          <w:lang w:val="ru-RU"/>
+        </w:rPr>
+      </w:pPr>
+      <w:r>
+        <w:rPr>
+          <w:lang w:val="ru-RU"/>
+        </w:rPr>
+        <w:t>Сана удивлённо вскинула брови.</w:t>
+      </w:r>
+    </w:p>
+    <w:p>
+      <w:pPr>
+        <w:rPr>
+          <w:lang w:val="ru-RU"/>
+        </w:rPr>
+      </w:pPr>
+      <w:r>
+        <w:rPr>
+          <w:lang w:val="ru-RU"/>
+        </w:rPr>
+        <w:t xml:space="preserve">— В выполнении поручений и заданий Великой. К примеру, в отношении тебя у меня было три поручения. Первое — поговорить с тобой о </w:t>
+      </w:r>
+      <w:r>
+        <w:rPr>
+          <w:lang w:val="ru-RU"/>
+        </w:rPr>
+        <w:t>Тонком Поле</w:t>
+      </w:r>
+      <w:r>
+        <w:rPr>
+          <w:lang w:val="ru-RU"/>
+        </w:rPr>
+        <w:t xml:space="preserve">, дать тебе первоначальные сведения </w:t>
+      </w:r>
+      <w:r>
+        <w:rPr>
+          <w:lang w:val="ru-RU"/>
+        </w:rPr>
+        <w:t>из теории Филдкрафта</w:t>
+      </w:r>
+      <w:r>
+        <w:rPr>
+          <w:lang w:val="ru-RU"/>
+        </w:rPr>
+        <w:t>, чтобы помочь тебе сориентироваться.</w:t>
+      </w:r>
+      <w:r>
+        <w:rPr>
+          <w:lang w:val="ru-RU"/>
+        </w:rPr>
+        <w:t xml:space="preserve"> Но теперь я вижу, что ты в этом уже не нуждаешься.</w:t>
+      </w:r>
+    </w:p>
+    <w:p>
+      <w:pPr>
+        <w:rPr>
+          <w:lang w:val="ru-RU"/>
+        </w:rPr>
+      </w:pPr>
+      <w:r>
+        <w:rPr>
+          <w:lang w:val="ru-RU"/>
+        </w:rPr>
+        <w:t>— Собственно, ты мне дала сведения только о двух воплощениях.</w:t>
+      </w:r>
+      <w:r>
+        <w:rPr>
+          <w:lang w:val="ru-RU"/>
+        </w:rPr>
+        <w:t xml:space="preserve"> — вежливо вставил я и улыбнулся. —</w:t>
+      </w:r>
+      <w:r>
+        <w:rPr>
+          <w:lang w:val="ru-RU"/>
+        </w:rPr>
+        <w:t xml:space="preserve"> Что там насчёт третьего?</w:t>
+      </w:r>
+    </w:p>
+    <w:p>
+      <w:pPr>
+        <w:rPr>
+          <w:lang w:val="ru-RU"/>
+        </w:rPr>
+      </w:pPr>
+      <w:r>
+        <w:rPr>
+          <w:lang w:val="ru-RU"/>
+        </w:rPr>
+        <w:t>Она тоже ответила мне улыбкой.</w:t>
+      </w:r>
+    </w:p>
+    <w:p>
+      <w:pPr>
+        <w:rPr>
+          <w:lang w:val="ru-RU"/>
+        </w:rPr>
+      </w:pPr>
+      <w:r>
+        <w:rPr>
+          <w:lang w:val="ru-RU"/>
+        </w:rPr>
+        <w:t xml:space="preserve">— А вот об этом как раз второе поручение. Дело в том, что Великая Истар хотела бы лично </w:t>
+      </w:r>
+      <w:r>
+        <w:rPr>
+          <w:lang w:val="ru-RU"/>
+        </w:rPr>
+        <w:t xml:space="preserve">побеседовать с тобой и рассказать тебе о третьей ипостаси Тонкого Поля. Поэтому я передаю тебе официальное приглашение посетить резиденцию Хранительницы. </w:t>
+      </w:r>
+      <w:r>
+        <w:rPr>
+          <w:lang w:val="ru-RU"/>
+        </w:rPr>
+        <w:t>В любую удобную для тебя дату, которую мы просим только предварительно согласовать.</w:t>
+      </w:r>
+    </w:p>
+    <w:p>
+      <w:pPr>
+        <w:rPr>
+          <w:lang w:val="ru-RU"/>
+        </w:rPr>
+      </w:pPr>
+      <w:r>
+        <w:rPr>
+          <w:lang w:val="ru-RU"/>
+        </w:rPr>
+        <w:t>Я уже несколько освоился в своём, можно так сказать, статусе, поэтому отреагировал на это довольно спокойно.</w:t>
+      </w:r>
+    </w:p>
+    <w:p>
+      <w:pPr>
+        <w:rPr>
+          <w:lang w:val="ru-RU"/>
+        </w:rPr>
+      </w:pPr>
+      <w:r>
+        <w:rPr>
+          <w:lang w:val="ru-RU"/>
+        </w:rPr>
+        <w:t xml:space="preserve">— Прошу передать Великой, что встретиться с ней было бы для меня огромной честью. Что касается </w:t>
+      </w:r>
+      <w:r>
+        <w:rPr>
+          <w:lang w:val="ru-RU"/>
+        </w:rPr>
+        <w:t>даты</w:t>
+      </w:r>
+      <w:r>
+        <w:rPr>
+          <w:lang w:val="ru-RU"/>
+        </w:rPr>
+        <w:t xml:space="preserve"> — ну, скажем, по возвращении с этого пикинга. Если, конечно, руководство не будет возражать. </w:t>
+      </w:r>
+    </w:p>
+    <w:p>
+      <w:pPr>
+        <w:rPr>
+          <w:lang w:val="ru-RU"/>
+        </w:rPr>
+      </w:pPr>
+      <w:r>
+        <w:rPr>
+          <w:lang w:val="ru-RU"/>
+        </w:rPr>
+        <w:t>Она беззаботно махнула рукой.</w:t>
+      </w:r>
+    </w:p>
+    <w:p>
+      <w:pPr>
+        <w:rPr>
+          <w:lang w:val="ru-RU"/>
+        </w:rPr>
+      </w:pPr>
+      <w:r>
+        <w:rPr>
+          <w:lang w:val="ru-RU"/>
+        </w:rPr>
+        <w:t xml:space="preserve">— Руководство я беру на себя. </w:t>
+      </w:r>
+    </w:p>
+    <w:p>
+      <w:pPr>
+        <w:rPr>
+          <w:lang w:val="ru-RU"/>
+        </w:rPr>
+      </w:pPr>
+      <w:r>
+        <w:rPr>
+          <w:lang w:val="ru-RU"/>
+        </w:rPr>
+        <w:t xml:space="preserve">Мы обменялись дипломатическими улыбками. </w:t>
+      </w:r>
+    </w:p>
+    <w:p>
+      <w:pPr>
+        <w:rPr>
+          <w:lang w:val="ru-RU"/>
+        </w:rPr>
+      </w:pPr>
+      <w:r>
+        <w:rPr>
+          <w:lang w:val="ru-RU"/>
+        </w:rPr>
+        <w:t>— Ну, а теперь третье поручение? — с полувопросительной интонацией сказал я. — Насколько я могу судить о дипломатических нравах, это, наверное, будет какая-то просьба.</w:t>
+      </w:r>
+    </w:p>
+    <w:p>
+      <w:pPr>
+        <w:rPr>
+          <w:lang w:val="ru-RU"/>
+        </w:rPr>
+      </w:pPr>
+      <w:r>
+        <w:rPr>
+          <w:lang w:val="ru-RU"/>
+        </w:rPr>
+        <w:t>Она весело рассмеялась.</w:t>
+      </w:r>
+    </w:p>
+    <w:p>
+      <w:pPr>
+        <w:rPr>
+          <w:lang w:val="ru-RU"/>
+        </w:rPr>
+      </w:pPr>
+      <w:r>
+        <w:rPr>
+          <w:lang w:val="ru-RU"/>
+        </w:rPr>
+        <w:t>— Да ты просто прирождённый дипломат</w:t>
+      </w:r>
+      <w:r>
+        <w:rPr>
+          <w:lang w:val="ru-RU"/>
+        </w:rPr>
+        <w:t xml:space="preserve">! </w:t>
+      </w:r>
+    </w:p>
+    <w:p>
+      <w:pPr>
+        <w:rPr>
+          <w:lang w:val="ru-RU"/>
+        </w:rPr>
+      </w:pPr>
+      <w:r>
+        <w:rPr>
+          <w:lang w:val="ru-RU"/>
+        </w:rPr>
+        <w:t>Потом её лицо снова стало серьёзным.</w:t>
+      </w:r>
+    </w:p>
+    <w:p>
+      <w:pPr>
+        <w:rPr>
+          <w:lang w:val="ru-RU"/>
+        </w:rPr>
+      </w:pPr>
+      <w:r>
+        <w:rPr>
+          <w:lang w:val="ru-RU"/>
+        </w:rPr>
+        <w:t xml:space="preserve">— От имени Великой </w:t>
+      </w:r>
+      <w:r>
+        <w:rPr>
+          <w:lang w:val="ru-RU"/>
+        </w:rPr>
+        <w:t xml:space="preserve">Истар </w:t>
+      </w:r>
+      <w:r>
+        <w:rPr>
+          <w:lang w:val="ru-RU"/>
+        </w:rPr>
+        <w:t>я хочу попросить тебя поделиться с нами воспоминаниями о том, что произошло во время появления девятых Врат.</w:t>
+      </w:r>
+    </w:p>
+    <w:p>
+      <w:pPr>
+        <w:rPr>
+          <w:lang w:val="ru-RU"/>
+        </w:rPr>
+      </w:pPr>
+      <w:r>
+        <w:rPr>
+          <w:lang w:val="ru-RU"/>
+        </w:rPr>
+        <w:t>Я почти не удивился.</w:t>
+      </w:r>
+    </w:p>
+    <w:p>
+      <w:pPr>
+        <w:rPr>
+          <w:lang w:val="ru-RU"/>
+        </w:rPr>
+      </w:pPr>
+      <w:r>
+        <w:rPr>
+          <w:lang w:val="ru-RU"/>
+        </w:rPr>
+        <w:t xml:space="preserve">— Под сканер? </w:t>
+      </w:r>
+    </w:p>
+    <w:p>
+      <w:pPr>
+        <w:rPr>
+          <w:lang w:val="ru-RU"/>
+        </w:rPr>
+      </w:pPr>
+      <w:r>
+        <w:rPr>
+          <w:lang w:val="ru-RU"/>
+        </w:rPr>
+        <w:t xml:space="preserve">Мой вопрос прозвучал несколько иронично, чего я совершенно не хотел, поэтому </w:t>
+      </w:r>
+      <w:r>
+        <w:rPr>
+          <w:lang w:val="ru-RU"/>
+        </w:rPr>
+        <w:t xml:space="preserve">я </w:t>
+      </w:r>
+      <w:r>
+        <w:rPr>
+          <w:lang w:val="ru-RU"/>
+        </w:rPr>
+        <w:t>тут же поправился:</w:t>
+      </w:r>
+    </w:p>
+    <w:p>
+      <w:pPr>
+        <w:rPr>
+          <w:lang w:val="ru-RU"/>
+        </w:rPr>
+      </w:pPr>
+      <w:r>
+        <w:rPr>
+          <w:lang w:val="ru-RU"/>
+        </w:rPr>
+        <w:lastRenderedPageBreak/>
+        <w:t>— Я имею в виду — разумеется. Насколько я понимаю, АРК не против того, чтобы делиться с тобой подобной информацией, поэтому я в твоём распоряжении.</w:t>
+      </w:r>
+    </w:p>
+    <w:p>
+      <w:pPr>
+        <w:rPr>
+          <w:lang w:val="ru-RU"/>
+        </w:rPr>
+      </w:pPr>
+      <w:r>
+        <w:rPr>
+          <w:lang w:val="ru-RU"/>
+        </w:rPr>
+        <w:t xml:space="preserve">Она, казалось, очень чётко видела и понимала все мои эмоции и настроения. </w:t>
+      </w:r>
+    </w:p>
+    <w:p>
+      <w:pPr>
+        <w:rPr>
+          <w:lang w:val="ru-RU"/>
+        </w:rPr>
+      </w:pPr>
+      <w:r>
+        <w:rPr>
+          <w:lang w:val="ru-RU"/>
+        </w:rPr>
+        <w:t>— Ну разумеется, АРК не против. Иначе я бы просто не обратилась к тебе с такой просьбой. А что касается сканера — он совсем не нужен.</w:t>
+      </w:r>
+      <w:r>
+        <w:rPr>
+          <w:lang w:val="ru-RU"/>
+        </w:rPr>
+        <w:t xml:space="preserve"> Если ты просто вспомнишь всё то, что происходило тогда, а также позволишь мне видеть твои воспоминания, то этого будет вполне достаточно. </w:t>
+      </w:r>
+    </w:p>
+    <w:p>
+      <w:pPr>
+        <w:rPr>
+          <w:lang w:val="ru-RU"/>
+        </w:rPr>
+      </w:pPr>
+      <w:r>
+        <w:rPr>
+          <w:lang w:val="ru-RU"/>
+        </w:rPr>
+        <w:t>— То есть Филдкрафт даёт возможность читать мысли? — заинтересовался я.</w:t>
+      </w:r>
+    </w:p>
+    <w:p>
+      <w:pPr>
+        <w:rPr>
+          <w:lang w:val="ru-RU"/>
+        </w:rPr>
+      </w:pPr>
+      <w:r>
+        <w:rPr>
+          <w:lang w:val="ru-RU"/>
+        </w:rPr>
+        <w:t xml:space="preserve">— Примерно так же, как </w:t>
+      </w:r>
+      <w:r>
+        <w:rPr>
+          <w:lang w:val="en-US"/>
+        </w:rPr>
+        <w:t>n</w:t>
+      </w:r>
+      <w:r>
+        <w:rPr>
+          <w:lang w:val="ru-RU"/>
+        </w:rPr>
+        <w:t>2</w:t>
+      </w:r>
+      <w:r>
+        <w:rPr>
+          <w:lang w:val="en-US"/>
+        </w:rPr>
+        <w:t>e</w:t>
+      </w:r>
+      <w:r>
+        <w:rPr>
+          <w:lang w:val="ru-RU"/>
+        </w:rPr>
+        <w:t xml:space="preserve"> сканер. То есть только тогда, когда человек сам своими мыслями делится, — </w:t>
+      </w:r>
+      <w:r>
+        <w:rPr>
+          <w:lang w:val="ru-RU"/>
+        </w:rPr>
+        <w:t>тщательно подбирая слова,</w:t>
+      </w:r>
+      <w:r>
+        <w:rPr>
+          <w:lang w:val="ru-RU"/>
+        </w:rPr>
+        <w:t xml:space="preserve"> ответила она. </w:t>
+      </w:r>
+    </w:p>
+    <w:p>
+      <w:pPr>
+        <w:rPr>
+          <w:lang w:val="ru-RU"/>
+        </w:rPr>
+      </w:pPr>
+      <w:r>
+        <w:rPr>
+          <w:lang w:val="ru-RU"/>
+        </w:rPr>
+        <w:t>Я кивнул.</w:t>
+      </w:r>
+    </w:p>
+    <w:p>
+      <w:pPr>
+        <w:rPr>
+          <w:lang w:val="ru-RU"/>
+        </w:rPr>
+      </w:pPr>
+      <w:r>
+        <w:rPr>
+          <w:lang w:val="ru-RU"/>
+        </w:rPr>
+        <w:t xml:space="preserve">— Тогда давай не откладывать. </w:t>
+      </w:r>
+    </w:p>
+    <w:p>
+      <w:pPr>
+        <w:rPr>
+          <w:lang w:val="ru-RU"/>
+        </w:rPr>
+      </w:pPr>
+      <w:r>
+        <w:rPr>
+          <w:lang w:val="ru-RU"/>
+        </w:rPr>
+        <w:t>Её улыбка превратилась в вежливо-благодарную.</w:t>
+      </w:r>
+    </w:p>
+    <w:p>
+      <w:pPr>
+        <w:rPr>
+          <w:lang w:val="ru-RU"/>
+        </w:rPr>
+      </w:pPr>
+      <w:r>
+        <w:rPr>
+          <w:lang w:val="ru-RU"/>
+        </w:rPr>
+        <w:t>— Можем начинать, когда будешь готов.</w:t>
+      </w:r>
+    </w:p>
+    <w:p>
+      <w:pPr>
+        <w:rPr>
+          <w:lang w:val="ru-RU"/>
+        </w:rPr>
+      </w:pPr>
+      <w:r>
+        <w:rPr>
+          <w:lang w:val="ru-RU"/>
+        </w:rPr>
+        <w:t>Я снова, как тогда в лаборатории Иэна, попытался мысленно пройти через события того памятного утра. И</w:t>
+      </w:r>
+      <w:r>
+        <w:rPr>
+          <w:lang w:val="ru-RU"/>
+        </w:rPr>
+        <w:t>,</w:t>
+      </w:r>
+      <w:r>
+        <w:rPr>
+          <w:lang w:val="ru-RU"/>
+        </w:rPr>
+        <w:t xml:space="preserve"> как и тогда</w:t>
+      </w:r>
+      <w:r>
+        <w:rPr>
+          <w:lang w:val="ru-RU"/>
+        </w:rPr>
+        <w:t>,</w:t>
+      </w:r>
+      <w:r>
+        <w:rPr>
+          <w:lang w:val="ru-RU"/>
+        </w:rPr>
+        <w:t xml:space="preserve"> почувствовал, что делать это мне как-то непривычно легко. Видимо, Сана также умела оказывать на мыслительные способности некое стимулирующее воздействие.</w:t>
+      </w:r>
+    </w:p>
+    <w:p>
+      <w:pPr>
+        <w:rPr>
+          <w:lang w:val="ru-RU"/>
+        </w:rPr>
+      </w:pPr>
+      <w:r>
+        <w:rPr>
+          <w:lang w:val="ru-RU"/>
+        </w:rPr>
+        <w:t>Когда я дошёл до момента своего возвращения домой</w:t>
+      </w:r>
+      <w:r>
+        <w:rPr>
+          <w:lang w:val="ru-RU"/>
+        </w:rPr>
+        <w:t>, я развёл руками.</w:t>
+      </w:r>
+    </w:p>
+    <w:p>
+      <w:pPr>
+        <w:rPr>
+          <w:lang w:val="ru-RU"/>
+        </w:rPr>
+      </w:pPr>
+      <w:r>
+        <w:rPr>
+          <w:lang w:val="ru-RU"/>
+        </w:rPr>
+        <w:t>— Вот и всё, собственно.</w:t>
+      </w:r>
+    </w:p>
+    <w:p>
+      <w:pPr>
+        <w:rPr>
+          <w:lang w:val="ru-RU"/>
+        </w:rPr>
+      </w:pPr>
+      <w:r>
+        <w:rPr>
+          <w:lang w:val="ru-RU"/>
+        </w:rPr>
+        <w:t xml:space="preserve">Какое-то время она находилась в глубокой задумчивости. Потом, вынырнув из своих мыслей, </w:t>
+      </w:r>
+      <w:r>
+        <w:rPr>
+          <w:lang w:val="ru-RU"/>
+        </w:rPr>
+        <w:t>посмотрела мне в глаза</w:t>
+      </w:r>
+      <w:r>
+        <w:rPr>
+          <w:lang w:val="ru-RU"/>
+        </w:rPr>
+        <w:t>:</w:t>
+      </w:r>
+    </w:p>
+    <w:p>
+      <w:pPr>
+        <w:rPr>
+          <w:lang w:val="ru-RU"/>
+        </w:rPr>
+      </w:pPr>
+      <w:r>
+        <w:rPr>
+          <w:lang w:val="ru-RU"/>
+        </w:rPr>
+        <w:t>— Ты обратил внимание, что воздействий на тебя было три?</w:t>
+      </w:r>
+    </w:p>
+    <w:p>
+      <w:pPr>
+        <w:rPr>
+          <w:lang w:val="ru-RU"/>
+        </w:rPr>
+      </w:pPr>
+      <w:r>
+        <w:rPr>
+          <w:lang w:val="ru-RU"/>
+        </w:rPr>
+        <w:t>Я кивнул.</w:t>
+      </w:r>
+    </w:p>
+    <w:p>
+      <w:pPr>
+        <w:rPr>
+          <w:lang w:val="ru-RU"/>
+        </w:rPr>
+      </w:pPr>
+      <w:r>
+        <w:rPr>
+          <w:lang w:val="ru-RU"/>
+        </w:rPr>
+        <w:t xml:space="preserve">— Так вот, это является как нельзя </w:t>
+      </w:r>
+      <w:r>
+        <w:rPr>
+          <w:lang w:val="ru-RU"/>
+        </w:rPr>
+        <w:t xml:space="preserve">более </w:t>
+      </w:r>
+      <w:r>
+        <w:rPr>
+          <w:lang w:val="ru-RU"/>
+        </w:rPr>
+        <w:t xml:space="preserve">лучшей иллюстрацией и, так сказать, резюме нашего разговора о трёх ипостасях Эссенции. </w:t>
+      </w:r>
+    </w:p>
+    <w:p>
+      <w:pPr>
+        <w:rPr>
+          <w:lang w:val="ru-RU"/>
+        </w:rPr>
+      </w:pPr>
+      <w:r>
+        <w:rPr>
+          <w:lang w:val="ru-RU"/>
+        </w:rPr>
+        <w:t>Я уже и сам начал догадываться об этом, но её слова придали этим догадкам оформленный и завершённый вид.</w:t>
+      </w:r>
+    </w:p>
+    <w:p>
+      <w:pPr>
+        <w:rPr>
+          <w:lang w:val="ru-RU"/>
+        </w:rPr>
+      </w:pPr>
+      <w:r>
+        <w:rPr>
+          <w:lang w:val="ru-RU"/>
+        </w:rPr>
+        <w:t>— Спасибо тебе</w:t>
+      </w:r>
+      <w:r>
+        <w:rPr>
+          <w:lang w:val="ru-RU"/>
+        </w:rPr>
+        <w:t>,</w:t>
+      </w:r>
+      <w:r>
+        <w:rPr>
+          <w:lang w:val="ru-RU"/>
+        </w:rPr>
+        <w:t xml:space="preserve"> Мак, — с</w:t>
+      </w:r>
+      <w:r>
+        <w:rPr>
+          <w:lang w:val="ru-RU"/>
+        </w:rPr>
+        <w:t xml:space="preserve"> неожиданной</w:t>
+      </w:r>
+      <w:r>
+        <w:rPr>
+          <w:lang w:val="ru-RU"/>
+        </w:rPr>
+        <w:t xml:space="preserve"> торжественно</w:t>
+      </w:r>
+      <w:r>
+        <w:rPr>
+          <w:lang w:val="ru-RU"/>
+        </w:rPr>
+        <w:t>стью</w:t>
+      </w:r>
+      <w:r>
+        <w:rPr>
+          <w:lang w:val="ru-RU"/>
+        </w:rPr>
+        <w:t xml:space="preserve"> произнесла Сана. — Ты оказал Великой Хранительнице </w:t>
+      </w:r>
+      <w:r>
+        <w:rPr>
+          <w:lang w:val="ru-RU"/>
+        </w:rPr>
+        <w:t>важную</w:t>
+      </w:r>
+      <w:r>
+        <w:rPr>
+          <w:lang w:val="ru-RU"/>
+        </w:rPr>
+        <w:t xml:space="preserve"> услугу. Уверена, что она это оценит.</w:t>
+      </w:r>
+    </w:p>
+    <w:p>
+      <w:pPr>
+        <w:rPr>
+          <w:lang w:val="ru-RU"/>
+        </w:rPr>
+      </w:pPr>
+      <w:r>
+        <w:rPr>
+          <w:lang w:val="ru-RU"/>
+        </w:rPr>
+        <w:t xml:space="preserve">Я несколько смутился. </w:t>
+      </w:r>
+    </w:p>
+    <w:p>
+      <w:pPr>
+        <w:rPr>
+          <w:lang w:val="ru-RU"/>
+        </w:rPr>
+      </w:pPr>
+      <w:r>
+        <w:rPr>
+          <w:lang w:val="ru-RU"/>
+        </w:rPr>
+        <w:t>— Я очень рад быть полезным Великой Истар.</w:t>
+      </w:r>
+    </w:p>
+    <w:p>
+      <w:pPr>
+        <w:rPr>
+          <w:lang w:val="ru-RU"/>
+        </w:rPr>
+      </w:pPr>
+      <w:r>
+        <w:rPr>
+          <w:lang w:val="ru-RU"/>
+        </w:rPr>
+        <w:t xml:space="preserve">Сана улыбнулась мне, а потом посмотрела в сторону центрального здания лоджа. Я проследил за её взглядом. Над трубой, заключённой между двумя слоями крыши, уже вился дымок. Я оглядел хижины и увидел, что их обитатели уже в основном проснулись. Кто-то складывал вещи, кто-то седлал лошадей, а кто-то просто сидел за столом с дымящейся кружкой в руке. </w:t>
+      </w:r>
+    </w:p>
+    <w:p>
+      <w:pPr>
+        <w:rPr>
+          <w:lang w:val="ru-RU"/>
+        </w:rPr>
+      </w:pPr>
+      <w:r>
+        <w:rPr>
+          <w:lang w:val="ru-RU"/>
+        </w:rPr>
+        <w:t xml:space="preserve">— Пора за работу, </w:t>
+      </w:r>
       <w:r>
         <w:rPr>
           <w:lang w:val="ru-RU"/>
@@ -2789,303 +4240,88 @@
         <w:rPr>
           <w:lang w:val="ru-RU"/>
         </w:rPr>
-        <w:t>Конечно, — продолжила Сана, когда мы снова настроились на серьёзный лад, — в некоторых Вариантах были и до сих пор есть попытки объяснить всё это передачей информации через гены</w:t>
-      </w:r>
-      <w:r>
-        <w:rPr>
-          <w:lang w:val="ru-RU"/>
-        </w:rPr>
-        <w:t xml:space="preserve"> в процессе размножения</w:t>
-      </w:r>
-      <w:r>
-        <w:rPr>
-          <w:lang w:val="ru-RU"/>
-        </w:rPr>
-        <w:t>.</w:t>
-      </w:r>
-    </w:p>
-    <w:p>
-      <w:pPr>
-        <w:rPr>
-          <w:lang w:val="ru-RU"/>
-        </w:rPr>
-      </w:pPr>
-      <w:r>
-        <w:rPr>
-          <w:lang w:val="ru-RU"/>
-        </w:rPr>
-        <w:t>Она сделала небольшую паузу, как будто подбирая правильную формулировку, и продолжила:</w:t>
-      </w:r>
-    </w:p>
-    <w:p>
-      <w:pPr>
-        <w:rPr>
-          <w:lang w:val="ru-RU"/>
-        </w:rPr>
-      </w:pPr>
-      <w:r>
-        <w:rPr>
-          <w:lang w:val="ru-RU"/>
-        </w:rPr>
-        <w:t xml:space="preserve">— Я отношусь с искренним уважением ко всем учёным в каждом из миров, вне зависимости от того, какие научные взгляды они исповедуют. Поэтому просто оставлю это без комментариев. Собственно, </w:t>
-      </w:r>
+        <w:t xml:space="preserve">задумчиво проговорила Сана. </w:t>
+      </w:r>
+    </w:p>
+    <w:p>
+      <w:pPr>
+        <w:rPr>
+          <w:lang w:val="ru-RU"/>
+        </w:rPr>
+      </w:pPr>
+      <w:r>
+        <w:rPr>
+          <w:lang w:val="ru-RU"/>
+        </w:rPr>
+        <w:t xml:space="preserve">Она поднесла к губам кружку и тремя большими глотками допила чай. Я сделал то же самое. Чай теперь был как раз такой температуры, чтобы согревать, но не обжигать. И выпив его, я почувствовал прилив бодрости и энергии. </w:t>
+      </w:r>
+    </w:p>
+    <w:p>
+      <w:pPr>
+        <w:rPr>
+          <w:lang w:val="ru-RU"/>
+        </w:rPr>
+      </w:pPr>
       <w:r>
         <w:rPr>
           <w:lang w:val="ru-RU"/>
         </w:rPr>
         <w:lastRenderedPageBreak/>
-        <w:t>комментировать и не требуется, потому что правильный ответ ты уже знаешь. Я только хочу поделиться с тобой некоторыми деталями — тем, как этот предмет трактуется с позиций современного Филдкрафта. Это, возможно, сэкономит твоё время, так как по пути познания тебе не придётся двигаться вслепую.</w:t>
-      </w:r>
-    </w:p>
-    <w:p>
-      <w:pPr>
-        <w:rPr>
-          <w:lang w:val="ru-RU"/>
-        </w:rPr>
-      </w:pPr>
-      <w:r>
-        <w:rPr>
-          <w:lang w:val="ru-RU"/>
-        </w:rPr>
-        <w:t>Сана обеими руками, не спеша поднесла чашку к губам и</w:t>
-      </w:r>
-      <w:r>
-        <w:rPr>
-          <w:lang w:val="ru-RU"/>
-        </w:rPr>
-        <w:t>, задумчиво опустив взгляд,</w:t>
-      </w:r>
-      <w:r>
-        <w:rPr>
-          <w:lang w:val="ru-RU"/>
-        </w:rPr>
-        <w:t xml:space="preserve"> сделала </w:t>
-      </w:r>
-      <w:r>
-        <w:rPr>
-          <w:lang w:val="ru-RU"/>
-        </w:rPr>
-        <w:t>изящный, микроскопический глоток.</w:t>
-      </w:r>
-    </w:p>
-    <w:p>
-      <w:pPr>
-        <w:rPr>
-          <w:lang w:val="ru-RU"/>
-        </w:rPr>
-      </w:pPr>
-      <w:r>
-        <w:rPr>
-          <w:lang w:val="ru-RU"/>
-        </w:rPr>
-        <w:t xml:space="preserve">Я тоже глотнул чаю и вдруг обратил внимание, что моя чашка всё ещё является полной, несмотря на то, что я уже отпил из неё изрядное количество. Кроме того, чай был всё таким же горячим или, правильнее сказать, идеально горячим. Я перевёл вопросительный взгляд на Сану. Но увидев, что она задумалась о чём то явно более важном, решил её не отвлекать. </w:t>
-      </w:r>
-    </w:p>
-    <w:p>
-      <w:pPr>
-        <w:rPr>
-          <w:lang w:val="ru-RU"/>
-        </w:rPr>
-      </w:pPr>
-      <w:r>
-        <w:rPr>
-          <w:lang w:val="ru-RU"/>
-        </w:rPr>
-        <w:t>Вынырнув из своих мыслей, она посмотрела на меня, улыбнулась мне не столько дружески, сколько как-то по-матерински, и продолжила:</w:t>
-      </w:r>
-    </w:p>
-    <w:p>
-      <w:pPr>
-        <w:rPr>
-          <w:lang w:val="ru-RU"/>
-        </w:rPr>
-      </w:pPr>
-      <w:r>
-        <w:rPr>
-          <w:lang w:val="ru-RU"/>
-        </w:rPr>
-        <w:t>— Я думаю, к этому моменту ты научился видеть Эссенцию Камня и Эссенцию Света</w:t>
-      </w:r>
-      <w:r>
-        <w:rPr>
-          <w:lang w:val="ru-RU"/>
-        </w:rPr>
-        <w:t>, а также попыта</w:t>
-      </w:r>
-      <w:r>
-        <w:rPr>
-          <w:lang w:val="ru-RU"/>
-        </w:rPr>
-        <w:t>л</w:t>
-      </w:r>
-      <w:r>
-        <w:rPr>
-          <w:lang w:val="ru-RU"/>
-        </w:rPr>
-        <w:t xml:space="preserve">ся понять механизмы того, как это происходит. Полагаю, о том, как это связано с контуром и с тем, как им управлять, ты уже догадался сам. </w:t>
-      </w:r>
-      <w:r>
-        <w:rPr>
-          <w:lang w:val="ru-RU"/>
-        </w:rPr>
-        <w:t>И н</w:t>
-      </w:r>
-      <w:r>
-        <w:rPr>
-          <w:lang w:val="ru-RU"/>
-        </w:rPr>
-        <w:t>аверное, также о том, как это связано с пространством и расстоянием, так?</w:t>
-      </w:r>
-    </w:p>
-    <w:p>
-      <w:pPr>
-        <w:rPr>
-          <w:lang w:val="ru-RU"/>
-        </w:rPr>
-      </w:pPr>
-      <w:r>
-        <w:rPr>
-          <w:lang w:val="ru-RU"/>
-        </w:rPr>
-        <w:t>Я кивнул.</w:t>
-      </w:r>
-    </w:p>
-    <w:p>
-      <w:pPr>
-        <w:rPr>
-          <w:lang w:val="ru-RU"/>
-        </w:rPr>
-      </w:pPr>
-      <w:r>
-        <w:rPr>
-          <w:lang w:val="ru-RU"/>
-        </w:rPr>
-        <w:t xml:space="preserve">— Что ещё? </w:t>
-      </w:r>
-      <w:r>
-        <w:rPr>
-          <w:lang w:val="ru-RU"/>
-        </w:rPr>
-        <w:t xml:space="preserve">— спросила она. — </w:t>
-      </w:r>
-      <w:r>
-        <w:rPr>
-          <w:lang w:val="ru-RU"/>
-        </w:rPr>
-        <w:t>Просто не хочется повторять то, что ты уже знаешь.</w:t>
-      </w:r>
-    </w:p>
-    <w:p>
-      <w:pPr>
-        <w:rPr>
-          <w:lang w:val="ru-RU"/>
-        </w:rPr>
-      </w:pPr>
-      <w:r>
-        <w:rPr>
-          <w:lang w:val="ru-RU"/>
-        </w:rPr>
-        <w:t>На её лице появилась вежливо-извиняющаяся улыбка. Я снова ощутил себя на великосветском приёме.</w:t>
-      </w:r>
-    </w:p>
-    <w:p>
-      <w:pPr>
-        <w:rPr>
-          <w:lang w:val="ru-RU"/>
-        </w:rPr>
-      </w:pPr>
-      <w:r>
-        <w:rPr>
-          <w:lang w:val="ru-RU"/>
-        </w:rPr>
-        <w:t xml:space="preserve">— Я подумал о том, что это как-то связано с сознанием. </w:t>
-      </w:r>
-    </w:p>
-    <w:p>
-      <w:pPr>
-        <w:rPr>
-          <w:lang w:val="ru-RU"/>
-        </w:rPr>
-      </w:pPr>
-      <w:r>
-        <w:rPr>
-          <w:lang w:val="ru-RU"/>
-        </w:rPr>
-        <w:t>Выражение её лица резко изменилось. Она</w:t>
-      </w:r>
-      <w:r>
-        <w:rPr>
-          <w:lang w:val="ru-RU"/>
-        </w:rPr>
-        <w:t xml:space="preserve"> посмотрела на меня с искренним изумлением</w:t>
-      </w:r>
-      <w:r>
-        <w:rPr>
-          <w:lang w:val="ru-RU"/>
-        </w:rPr>
-        <w:t xml:space="preserve">, но ничего не сказала, вежливо ожидая продолжения. </w:t>
-      </w:r>
-    </w:p>
-    <w:p>
-      <w:pPr>
-        <w:rPr>
-          <w:lang w:val="ru-RU"/>
-        </w:rPr>
-      </w:pPr>
-      <w:r>
-        <w:rPr>
-          <w:lang w:val="ru-RU"/>
-        </w:rPr>
-        <w:t>Я продолжил:</w:t>
-      </w:r>
-    </w:p>
-    <w:p>
-      <w:pPr>
-        <w:rPr>
-          <w:lang w:val="ru-RU"/>
-        </w:rPr>
-      </w:pPr>
-      <w:r>
-        <w:rPr>
-          <w:lang w:val="ru-RU"/>
-        </w:rPr>
-        <w:t>— Меня на эту мысль</w:t>
-      </w:r>
-      <w:r>
-        <w:rPr>
-          <w:lang w:val="ru-RU"/>
-        </w:rPr>
-        <w:t xml:space="preserve"> навёл Корг, мой дракон. Мне показалось, что он может</w:t>
-      </w:r>
-      <w:r>
-        <w:rPr>
-          <w:lang w:val="ru-RU"/>
-        </w:rPr>
-        <w:t xml:space="preserve"> это</w:t>
-      </w:r>
-      <w:r>
-        <w:rPr>
-          <w:lang w:val="ru-RU"/>
-        </w:rPr>
-        <w:t xml:space="preserve">… </w:t>
-      </w:r>
-      <w:r>
-        <w:rPr>
-          <w:lang w:val="ru-RU"/>
-        </w:rPr>
-        <w:t>В</w:t>
-      </w:r>
-      <w:r>
-        <w:rPr>
-          <w:lang w:val="ru-RU"/>
-        </w:rPr>
-        <w:t>идеть Эссенцию Света</w:t>
-      </w:r>
-      <w:r>
-        <w:rPr>
-          <w:lang w:val="ru-RU"/>
-        </w:rPr>
-        <w:t>.</w:t>
+        <w:t>Мы поднялись из-за стола</w:t>
+      </w:r>
+      <w:r>
+        <w:rPr>
+          <w:lang w:val="ru-RU"/>
+        </w:rPr>
+        <w:t xml:space="preserve"> и вышли из хижины</w:t>
+      </w:r>
+      <w:r>
+        <w:rPr>
+          <w:lang w:val="ru-RU"/>
+        </w:rPr>
+        <w:t>, но не в сторону лоджа, а в противоположную. Отсюда, с вершины небольшого холма открывался великолепный вид на реку, долину</w:t>
+      </w:r>
+      <w:r>
+        <w:rPr>
+          <w:lang w:val="ru-RU"/>
+        </w:rPr>
+        <w:t>,</w:t>
+      </w:r>
+      <w:r>
+        <w:rPr>
+          <w:lang w:val="ru-RU"/>
+        </w:rPr>
+        <w:t xml:space="preserve"> вздымающиеся за ней го</w:t>
+      </w:r>
+      <w:r>
+        <w:rPr>
+          <w:lang w:val="ru-RU"/>
+        </w:rPr>
+        <w:t>рный кряж</w:t>
+      </w:r>
+      <w:r>
+        <w:rPr>
+          <w:lang w:val="ru-RU"/>
+        </w:rPr>
+        <w:t xml:space="preserve">, </w:t>
+      </w:r>
+      <w:r>
+        <w:rPr>
+          <w:lang w:val="ru-RU"/>
+        </w:rPr>
+        <w:t>и величественным водопад в самом</w:t>
+      </w:r>
+      <w:r>
+        <w:rPr>
+          <w:lang w:val="ru-RU"/>
+        </w:rPr>
+        <w:t xml:space="preserve"> его</w:t>
+      </w:r>
+      <w:r>
+        <w:rPr>
+          <w:lang w:val="ru-RU"/>
+        </w:rPr>
+        <w:t xml:space="preserve"> центре.</w:t>
       </w:r>
       <w:r>
         <w:rPr>
@@ -3093,1209 +4329,6 @@
         </w:rPr>
         <w:t xml:space="preserve"> </w:t>
       </w:r>
-      <w:r>
-        <w:rPr>
-          <w:lang w:val="ru-RU"/>
-        </w:rPr>
-        <w:t>И, более того,</w:t>
-      </w:r>
-      <w:r>
-        <w:rPr>
-          <w:lang w:val="ru-RU"/>
-        </w:rPr>
-        <w:t xml:space="preserve"> что для него это обычное дело. </w:t>
-      </w:r>
-    </w:p>
-    <w:p>
-      <w:pPr>
-        <w:rPr>
-          <w:lang w:val="ru-RU"/>
-        </w:rPr>
-      </w:pPr>
-      <w:r>
-        <w:rPr>
-          <w:lang w:val="ru-RU"/>
-        </w:rPr>
-        <w:t>И тогда я подумал, что люди, наверное, тогда потеряли эту способность, когда обрели сознание. И соответственно, чтобы её, эту способность</w:t>
-      </w:r>
-      <w:r>
-        <w:rPr>
-          <w:lang w:val="ru-RU"/>
-        </w:rPr>
-        <w:t>,</w:t>
-      </w:r>
-      <w:r>
-        <w:rPr>
-          <w:lang w:val="ru-RU"/>
-        </w:rPr>
-        <w:t xml:space="preserve"> вернуть, нужно своё сознание</w:t>
-      </w:r>
-      <w:r>
-        <w:rPr>
-          <w:lang w:val="ru-RU"/>
-        </w:rPr>
-        <w:t xml:space="preserve"> </w:t>
-      </w:r>
-      <w:r>
-        <w:rPr>
-          <w:lang w:val="ru-RU"/>
-        </w:rPr>
-        <w:t>как-то</w:t>
-      </w:r>
-      <w:r>
-        <w:rPr>
-          <w:lang w:val="ru-RU"/>
-        </w:rPr>
-        <w:t>… отодвинуть. Или, вернее… опуститься</w:t>
-      </w:r>
-      <w:r>
-        <w:rPr>
-          <w:lang w:val="ru-RU"/>
-        </w:rPr>
-        <w:t xml:space="preserve"> ниже… то есть,</w:t>
-      </w:r>
-      <w:r>
-        <w:rPr>
-          <w:lang w:val="ru-RU"/>
-        </w:rPr>
-        <w:t xml:space="preserve"> глубже него. А для этого нужно </w:t>
-      </w:r>
-      <w:r>
-        <w:rPr>
-          <w:lang w:val="ru-RU"/>
-        </w:rPr>
-        <w:t>как бы расслабиться. Или</w:t>
-      </w:r>
-      <w:r>
-        <w:rPr>
-          <w:lang w:val="ru-RU"/>
-        </w:rPr>
-        <w:t>..., правильнее</w:t>
-      </w:r>
-      <w:r>
-        <w:rPr>
-          <w:lang w:val="ru-RU"/>
-        </w:rPr>
-        <w:t xml:space="preserve"> сказать, отпустить. Отпустить своё сознание, сделать так, чтобы оно тебя покинуло.</w:t>
-      </w:r>
-    </w:p>
-    <w:p>
-      <w:pPr>
-        <w:rPr>
-          <w:lang w:val="ru-RU"/>
-        </w:rPr>
-      </w:pPr>
-      <w:r>
-        <w:rPr>
-          <w:lang w:val="ru-RU"/>
-        </w:rPr>
-        <w:t>Я немного подумал и добавил:</w:t>
-      </w:r>
-    </w:p>
-    <w:p>
-      <w:pPr>
-        <w:rPr>
-          <w:lang w:val="ru-RU"/>
-        </w:rPr>
-      </w:pPr>
-      <w:r>
-        <w:rPr>
-          <w:lang w:val="ru-RU"/>
-        </w:rPr>
-        <w:t xml:space="preserve">— </w:t>
-      </w:r>
-      <w:r>
-        <w:rPr>
-          <w:lang w:val="ru-RU"/>
-        </w:rPr>
-        <w:t>Но только не до конца.</w:t>
-      </w:r>
-    </w:p>
-    <w:p>
-      <w:pPr>
-        <w:rPr>
-          <w:lang w:val="ru-RU"/>
-        </w:rPr>
-      </w:pPr>
-      <w:r>
-        <w:rPr>
-          <w:lang w:val="ru-RU"/>
-        </w:rPr>
-        <w:t xml:space="preserve">Она смотрела на меня со всё возрастающим изумлением, </w:t>
-      </w:r>
-      <w:r>
-        <w:rPr>
-          <w:lang w:val="ru-RU"/>
-        </w:rPr>
-        <w:t xml:space="preserve">которое теперь выглядело </w:t>
-      </w:r>
-      <w:r>
-        <w:rPr>
-          <w:lang w:val="ru-RU"/>
-        </w:rPr>
-        <w:t xml:space="preserve">чуть ли не </w:t>
-      </w:r>
-      <w:r>
-        <w:rPr>
-          <w:lang w:val="ru-RU"/>
-        </w:rPr>
-        <w:t>как</w:t>
-      </w:r>
-      <w:r>
-        <w:rPr>
-          <w:lang w:val="ru-RU"/>
-        </w:rPr>
-        <w:t xml:space="preserve"> испуг. Я почувствовал себя неудобно. Чтобы дальше не нагнетать напряжение, я решил не продолжать. Да, собственно, </w:t>
-      </w:r>
-      <w:r>
-        <w:rPr>
-          <w:lang w:val="ru-RU"/>
-        </w:rPr>
-        <w:t xml:space="preserve">и продолжать было </w:t>
-      </w:r>
-      <w:r>
-        <w:rPr>
-          <w:lang w:val="ru-RU"/>
-        </w:rPr>
-        <w:t xml:space="preserve">уже </w:t>
-      </w:r>
-      <w:r>
-        <w:rPr>
-          <w:lang w:val="ru-RU"/>
-        </w:rPr>
-        <w:t>нечего</w:t>
-      </w:r>
-      <w:r>
-        <w:rPr>
-          <w:lang w:val="ru-RU"/>
-        </w:rPr>
-        <w:t xml:space="preserve">. </w:t>
-      </w:r>
-    </w:p>
-    <w:p>
-      <w:pPr>
-        <w:rPr>
-          <w:lang w:val="ru-RU"/>
-        </w:rPr>
-      </w:pPr>
-      <w:r>
-        <w:rPr>
-          <w:lang w:val="ru-RU"/>
-        </w:rPr>
-        <w:t>Я глуповато улыбнулся и пожал плечами.</w:t>
-      </w:r>
-    </w:p>
-    <w:p>
-      <w:pPr>
-        <w:rPr>
-          <w:lang w:val="ru-RU"/>
-        </w:rPr>
-      </w:pPr>
-      <w:r>
-        <w:rPr>
-          <w:lang w:val="ru-RU"/>
-        </w:rPr>
-        <w:t>— Как-то так.</w:t>
-      </w:r>
-    </w:p>
-    <w:p>
-      <w:pPr>
-        <w:rPr>
-          <w:lang w:val="ru-RU"/>
-        </w:rPr>
-      </w:pPr>
-      <w:r>
-        <w:rPr>
-          <w:lang w:val="ru-RU"/>
-        </w:rPr>
-        <w:t>Она снова задумчиво опустила взгляд и после некоторой паузы произнесла:</w:t>
-      </w:r>
-    </w:p>
-    <w:p>
-      <w:pPr>
-        <w:rPr>
-          <w:lang w:val="ru-RU"/>
-        </w:rPr>
-      </w:pPr>
-      <w:r>
-        <w:rPr>
-          <w:lang w:val="ru-RU"/>
-        </w:rPr>
-        <w:t>— Да, Великая снова оказалась права. Как всегда</w:t>
-      </w:r>
-      <w:r>
-        <w:rPr>
-          <w:lang w:val="ru-RU"/>
-        </w:rPr>
-        <w:t xml:space="preserve">, впрочем. </w:t>
-      </w:r>
-    </w:p>
-    <w:p>
-      <w:pPr>
-        <w:rPr>
-          <w:lang w:val="ru-RU"/>
-        </w:rPr>
-      </w:pPr>
-      <w:r>
-        <w:rPr>
-          <w:lang w:val="ru-RU"/>
-        </w:rPr>
-        <w:t>Я решил воспользоваться случаем, чтобы перевести тему:</w:t>
-      </w:r>
-    </w:p>
-    <w:p>
-      <w:pPr>
-        <w:rPr>
-          <w:lang w:val="ru-RU"/>
-        </w:rPr>
-      </w:pPr>
-      <w:r>
-        <w:rPr>
-          <w:lang w:val="ru-RU"/>
-        </w:rPr>
-        <w:lastRenderedPageBreak/>
-        <w:t>— Слушай, Сана, а почему ты ещё тогда, во время нашей первой встречи не рассказала мне о себе?</w:t>
-      </w:r>
-      <w:r>
-        <w:rPr>
-          <w:lang w:val="ru-RU"/>
-        </w:rPr>
-        <w:t xml:space="preserve"> Ты, я так понимаю, предпочитаешь сохранять инкогнито?</w:t>
-      </w:r>
-    </w:p>
-    <w:p>
-      <w:pPr>
-        <w:rPr>
-          <w:lang w:val="ru-RU"/>
-        </w:rPr>
-      </w:pPr>
-      <w:r>
-        <w:rPr>
-          <w:lang w:val="ru-RU"/>
-        </w:rPr>
-        <w:t xml:space="preserve">Она, казалось, </w:t>
-      </w:r>
-      <w:r>
-        <w:rPr>
-          <w:lang w:val="ru-RU"/>
-        </w:rPr>
-        <w:t>почувствовала облегчение от</w:t>
-      </w:r>
-      <w:r>
-        <w:rPr>
-          <w:lang w:val="ru-RU"/>
-        </w:rPr>
-        <w:t xml:space="preserve"> перемен</w:t>
-      </w:r>
-      <w:r>
-        <w:rPr>
-          <w:lang w:val="ru-RU"/>
-        </w:rPr>
-        <w:t>ы</w:t>
-      </w:r>
-      <w:r>
-        <w:rPr>
-          <w:lang w:val="ru-RU"/>
-        </w:rPr>
-        <w:t xml:space="preserve"> темы разговора.</w:t>
-      </w:r>
-    </w:p>
-    <w:p>
-      <w:pPr>
-        <w:rPr>
-          <w:lang w:val="ru-RU"/>
-        </w:rPr>
-      </w:pPr>
-      <w:r>
-        <w:rPr>
-          <w:lang w:val="ru-RU"/>
-        </w:rPr>
-        <w:t xml:space="preserve">— У нас есть договорённость с </w:t>
-      </w:r>
-      <w:r>
-        <w:rPr>
-          <w:lang w:val="ru-RU"/>
-        </w:rPr>
-        <w:t xml:space="preserve">руководством АРК, с </w:t>
-      </w:r>
-      <w:r>
-        <w:rPr>
-          <w:lang w:val="ru-RU"/>
-        </w:rPr>
-        <w:t>Элен и с ребятами из тима — не рассказывать посторонним о моей роли. Просто чтобы избежать излишнего внимания ко мне и к моей работе.</w:t>
-      </w:r>
-    </w:p>
-    <w:p>
-      <w:pPr>
-        <w:rPr>
-          <w:lang w:val="ru-RU"/>
-        </w:rPr>
-      </w:pPr>
-      <w:r>
-        <w:rPr>
-          <w:lang w:val="ru-RU"/>
-        </w:rPr>
-        <w:t>— А в чём на самом деле заключается твоя работа?</w:t>
-      </w:r>
-    </w:p>
-    <w:p>
-      <w:pPr>
-        <w:rPr>
-          <w:lang w:val="ru-RU"/>
-        </w:rPr>
-      </w:pPr>
-      <w:r>
-        <w:rPr>
-          <w:lang w:val="ru-RU"/>
-        </w:rPr>
-        <w:t>Сана удивлённо вскинула брови.</w:t>
-      </w:r>
-    </w:p>
-    <w:p>
-      <w:pPr>
-        <w:rPr>
-          <w:lang w:val="ru-RU"/>
-        </w:rPr>
-      </w:pPr>
-      <w:r>
-        <w:rPr>
-          <w:lang w:val="ru-RU"/>
-        </w:rPr>
-        <w:t xml:space="preserve">— В выполнении поручений и заданий Великой. К примеру, в отношении тебя у меня было три поручения. Первое — поговорить с тобой о </w:t>
-      </w:r>
-      <w:r>
-        <w:rPr>
-          <w:lang w:val="ru-RU"/>
-        </w:rPr>
-        <w:t>Тонком Поле</w:t>
-      </w:r>
-      <w:r>
-        <w:rPr>
-          <w:lang w:val="ru-RU"/>
-        </w:rPr>
-        <w:t xml:space="preserve">, дать тебе первоначальные сведения </w:t>
-      </w:r>
-      <w:r>
-        <w:rPr>
-          <w:lang w:val="ru-RU"/>
-        </w:rPr>
-        <w:t>из теории Филдкрафта</w:t>
-      </w:r>
-      <w:r>
-        <w:rPr>
-          <w:lang w:val="ru-RU"/>
-        </w:rPr>
-        <w:t>, чтобы помочь тебе сориентироваться.</w:t>
-      </w:r>
-      <w:r>
-        <w:rPr>
-          <w:lang w:val="ru-RU"/>
-        </w:rPr>
-        <w:t xml:space="preserve"> Но теперь я вижу, что ты в этом уже не нуждаешься.</w:t>
-      </w:r>
-    </w:p>
-    <w:p>
-      <w:pPr>
-        <w:rPr>
-          <w:lang w:val="ru-RU"/>
-        </w:rPr>
-      </w:pPr>
-      <w:r>
-        <w:rPr>
-          <w:lang w:val="ru-RU"/>
-        </w:rPr>
-        <w:t>— Собственно, ты мне дала сведения только о двух воплощениях.</w:t>
-      </w:r>
-      <w:r>
-        <w:rPr>
-          <w:lang w:val="ru-RU"/>
-        </w:rPr>
-        <w:t xml:space="preserve"> — вежливо вставил я и улыбнулся. —</w:t>
-      </w:r>
-      <w:r>
-        <w:rPr>
-          <w:lang w:val="ru-RU"/>
-        </w:rPr>
-        <w:t xml:space="preserve"> Что там насчёт третьего?</w:t>
-      </w:r>
-    </w:p>
-    <w:p>
-      <w:pPr>
-        <w:rPr>
-          <w:lang w:val="ru-RU"/>
-        </w:rPr>
-      </w:pPr>
-      <w:r>
-        <w:rPr>
-          <w:lang w:val="ru-RU"/>
-        </w:rPr>
-        <w:t>Она тоже ответила мне улыбкой.</w:t>
-      </w:r>
-    </w:p>
-    <w:p>
-      <w:pPr>
-        <w:rPr>
-          <w:lang w:val="ru-RU"/>
-        </w:rPr>
-      </w:pPr>
-      <w:r>
-        <w:rPr>
-          <w:lang w:val="ru-RU"/>
-        </w:rPr>
-        <w:t xml:space="preserve">— А вот об этом как раз второе поручение. Дело в том, что Великая Истар хотела бы лично </w:t>
-      </w:r>
-      <w:r>
-        <w:rPr>
-          <w:lang w:val="ru-RU"/>
-        </w:rPr>
-        <w:t xml:space="preserve">побеседовать с тобой и рассказать тебе о третьей ипостаси Тонкого Поля. Поэтому я передаю тебе официальное приглашение посетить резиденцию Хранительницы. </w:t>
-      </w:r>
-      <w:r>
-        <w:rPr>
-          <w:lang w:val="ru-RU"/>
-        </w:rPr>
-        <w:t>В любую удобную для тебя дату, которую мы просим только предварительно согласовать.</w:t>
-      </w:r>
-    </w:p>
-    <w:p>
-      <w:pPr>
-        <w:rPr>
-          <w:lang w:val="ru-RU"/>
-        </w:rPr>
-      </w:pPr>
-      <w:r>
-        <w:rPr>
-          <w:lang w:val="ru-RU"/>
-        </w:rPr>
-        <w:t>Я уже несколько освоился в своём, можно так сказать, статусе, поэтому отреагировал на это довольно спокойно.</w:t>
-      </w:r>
-    </w:p>
-    <w:p>
-      <w:pPr>
-        <w:rPr>
-          <w:lang w:val="ru-RU"/>
-        </w:rPr>
-      </w:pPr>
-      <w:r>
-        <w:rPr>
-          <w:lang w:val="ru-RU"/>
-        </w:rPr>
-        <w:t xml:space="preserve">— Прошу передать Великой, что встретиться с ней было бы для меня огромной честью. Что касается </w:t>
-      </w:r>
-      <w:r>
-        <w:rPr>
-          <w:lang w:val="ru-RU"/>
-        </w:rPr>
-        <w:t>даты</w:t>
-      </w:r>
-      <w:r>
-        <w:rPr>
-          <w:lang w:val="ru-RU"/>
-        </w:rPr>
-        <w:t xml:space="preserve"> — ну, скажем, по возвращении с этого пикинга. Если, конечно, руководство не будет возражать. </w:t>
-      </w:r>
-    </w:p>
-    <w:p>
-      <w:pPr>
-        <w:rPr>
-          <w:lang w:val="ru-RU"/>
-        </w:rPr>
-      </w:pPr>
-      <w:r>
-        <w:rPr>
-          <w:lang w:val="ru-RU"/>
-        </w:rPr>
-        <w:t>Она беззаботно махнула рукой.</w:t>
-      </w:r>
-    </w:p>
-    <w:p>
-      <w:pPr>
-        <w:rPr>
-          <w:lang w:val="ru-RU"/>
-        </w:rPr>
-      </w:pPr>
-      <w:r>
-        <w:rPr>
-          <w:lang w:val="ru-RU"/>
-        </w:rPr>
-        <w:t xml:space="preserve">— Руководство я беру на себя. </w:t>
-      </w:r>
-    </w:p>
-    <w:p>
-      <w:pPr>
-        <w:rPr>
-          <w:lang w:val="ru-RU"/>
-        </w:rPr>
-      </w:pPr>
-      <w:r>
-        <w:rPr>
-          <w:lang w:val="ru-RU"/>
-        </w:rPr>
-        <w:t xml:space="preserve">Мы обменялись дипломатическими улыбками. </w:t>
-      </w:r>
-    </w:p>
-    <w:p>
-      <w:pPr>
-        <w:rPr>
-          <w:lang w:val="ru-RU"/>
-        </w:rPr>
-      </w:pPr>
-      <w:r>
-        <w:rPr>
-          <w:lang w:val="ru-RU"/>
-        </w:rPr>
-        <w:t>— Ну, а теперь третье поручение? — с полувопросительной интонацией сказал я. — Насколько я могу судить о дипломатических нравах, это, наверное, будет какая-то просьба.</w:t>
-      </w:r>
-    </w:p>
-    <w:p>
-      <w:pPr>
-        <w:rPr>
-          <w:lang w:val="ru-RU"/>
-        </w:rPr>
-      </w:pPr>
-      <w:r>
-        <w:rPr>
-          <w:lang w:val="ru-RU"/>
-        </w:rPr>
-        <w:t>Она весело рассмеялась.</w:t>
-      </w:r>
-    </w:p>
-    <w:p>
-      <w:pPr>
-        <w:rPr>
-          <w:lang w:val="ru-RU"/>
-        </w:rPr>
-      </w:pPr>
-      <w:r>
-        <w:rPr>
-          <w:lang w:val="ru-RU"/>
-        </w:rPr>
-        <w:t>— Да ты просто прирождённый дипломат</w:t>
-      </w:r>
-      <w:r>
-        <w:rPr>
-          <w:lang w:val="ru-RU"/>
-        </w:rPr>
-        <w:t xml:space="preserve">! </w:t>
-      </w:r>
-    </w:p>
-    <w:p>
-      <w:pPr>
-        <w:rPr>
-          <w:lang w:val="ru-RU"/>
-        </w:rPr>
-      </w:pPr>
-      <w:r>
-        <w:rPr>
-          <w:lang w:val="ru-RU"/>
-        </w:rPr>
-        <w:t>Потом её лицо снова стало серьёзным.</w:t>
-      </w:r>
-    </w:p>
-    <w:p>
-      <w:pPr>
-        <w:rPr>
-          <w:lang w:val="ru-RU"/>
-        </w:rPr>
-      </w:pPr>
-      <w:r>
-        <w:rPr>
-          <w:lang w:val="ru-RU"/>
-        </w:rPr>
-        <w:t xml:space="preserve">— От имени Великой </w:t>
-      </w:r>
-      <w:r>
-        <w:rPr>
-          <w:lang w:val="ru-RU"/>
-        </w:rPr>
-        <w:t xml:space="preserve">Истар </w:t>
-      </w:r>
-      <w:r>
-        <w:rPr>
-          <w:lang w:val="ru-RU"/>
-        </w:rPr>
-        <w:t>я хочу попросить тебя поделиться с нами воспоминаниями о том, что произошло во время появления девятых Врат.</w:t>
-      </w:r>
-    </w:p>
-    <w:p>
-      <w:pPr>
-        <w:rPr>
-          <w:lang w:val="ru-RU"/>
-        </w:rPr>
-      </w:pPr>
-      <w:r>
-        <w:rPr>
-          <w:lang w:val="ru-RU"/>
-        </w:rPr>
-        <w:t>Я почти не удивился.</w:t>
-      </w:r>
-    </w:p>
-    <w:p>
-      <w:pPr>
-        <w:rPr>
-          <w:lang w:val="ru-RU"/>
-        </w:rPr>
-      </w:pPr>
-      <w:r>
-        <w:rPr>
-          <w:lang w:val="ru-RU"/>
-        </w:rPr>
-        <w:t xml:space="preserve">— Под сканер? </w:t>
-      </w:r>
-    </w:p>
-    <w:p>
-      <w:pPr>
-        <w:rPr>
-          <w:lang w:val="ru-RU"/>
-        </w:rPr>
-      </w:pPr>
-      <w:r>
-        <w:rPr>
-          <w:lang w:val="ru-RU"/>
-        </w:rPr>
-        <w:t xml:space="preserve">Мой вопрос прозвучал несколько иронично, чего я совершенно не хотел, поэтому </w:t>
-      </w:r>
-      <w:r>
-        <w:rPr>
-          <w:lang w:val="ru-RU"/>
-        </w:rPr>
-        <w:t xml:space="preserve">я </w:t>
-      </w:r>
-      <w:r>
-        <w:rPr>
-          <w:lang w:val="ru-RU"/>
-        </w:rPr>
-        <w:t>тут же поправился:</w:t>
-      </w:r>
-    </w:p>
-    <w:p>
-      <w:pPr>
-        <w:rPr>
-          <w:lang w:val="ru-RU"/>
-        </w:rPr>
-      </w:pPr>
-      <w:r>
-        <w:rPr>
-          <w:lang w:val="ru-RU"/>
-        </w:rPr>
-        <w:t>— Я имею в виду — разумеется. Насколько я понимаю, АРК не против того, чтобы делиться с тобой подобной информацией, поэтому я в твоём распоряжении.</w:t>
-      </w:r>
-    </w:p>
-    <w:p>
-      <w:pPr>
-        <w:rPr>
-          <w:lang w:val="ru-RU"/>
-        </w:rPr>
-      </w:pPr>
-      <w:r>
-        <w:rPr>
-          <w:lang w:val="ru-RU"/>
-        </w:rPr>
-        <w:t xml:space="preserve">Она, казалось, очень чётко видела и понимала все мои эмоции и настроения. </w:t>
-      </w:r>
-    </w:p>
-    <w:p>
-      <w:pPr>
-        <w:rPr>
-          <w:lang w:val="ru-RU"/>
-        </w:rPr>
-      </w:pPr>
-      <w:r>
-        <w:rPr>
-          <w:lang w:val="ru-RU"/>
-        </w:rPr>
-        <w:lastRenderedPageBreak/>
-        <w:t>— Ну разумеется, АРК не против. Иначе я бы просто не обратилась к тебе с такой просьбой. А что касается сканера — он совсем не нужен.</w:t>
-      </w:r>
-      <w:r>
-        <w:rPr>
-          <w:lang w:val="ru-RU"/>
-        </w:rPr>
-        <w:t xml:space="preserve"> Если ты просто вспомнишь всё то, что происходило тогда, а также позволишь мне видеть твои воспоминания, то этого будет вполне достаточно. </w:t>
-      </w:r>
-    </w:p>
-    <w:p>
-      <w:pPr>
-        <w:rPr>
-          <w:lang w:val="ru-RU"/>
-        </w:rPr>
-      </w:pPr>
-      <w:r>
-        <w:rPr>
-          <w:lang w:val="ru-RU"/>
-        </w:rPr>
-        <w:t>— То есть Филдкрафт даёт возможность читать мысли? — заинтересовался я.</w:t>
-      </w:r>
-    </w:p>
-    <w:p>
-      <w:pPr>
-        <w:rPr>
-          <w:lang w:val="ru-RU"/>
-        </w:rPr>
-      </w:pPr>
-      <w:r>
-        <w:rPr>
-          <w:lang w:val="ru-RU"/>
-        </w:rPr>
-        <w:t xml:space="preserve">— Примерно так же, как </w:t>
-      </w:r>
-      <w:r>
-        <w:rPr>
-          <w:lang w:val="en-US"/>
-        </w:rPr>
-        <w:t>n</w:t>
-      </w:r>
-      <w:r>
-        <w:rPr>
-          <w:lang w:val="ru-RU"/>
-        </w:rPr>
-        <w:t>2</w:t>
-      </w:r>
-      <w:r>
-        <w:rPr>
-          <w:lang w:val="en-US"/>
-        </w:rPr>
-        <w:t>e</w:t>
-      </w:r>
-      <w:r>
-        <w:rPr>
-          <w:lang w:val="ru-RU"/>
-        </w:rPr>
-        <w:t xml:space="preserve"> сканер. То есть только тогда, когда человек сам своими мыслями делится, — </w:t>
-      </w:r>
-      <w:r>
-        <w:rPr>
-          <w:lang w:val="ru-RU"/>
-        </w:rPr>
-        <w:t>тщательно подбирая слова,</w:t>
-      </w:r>
-      <w:r>
-        <w:rPr>
-          <w:lang w:val="ru-RU"/>
-        </w:rPr>
-        <w:t xml:space="preserve"> ответила она. </w:t>
-      </w:r>
-    </w:p>
-    <w:p>
-      <w:pPr>
-        <w:rPr>
-          <w:lang w:val="ru-RU"/>
-        </w:rPr>
-      </w:pPr>
-      <w:r>
-        <w:rPr>
-          <w:lang w:val="ru-RU"/>
-        </w:rPr>
-        <w:t>Я кивнул.</w:t>
-      </w:r>
-    </w:p>
-    <w:p>
-      <w:pPr>
-        <w:rPr>
-          <w:lang w:val="ru-RU"/>
-        </w:rPr>
-      </w:pPr>
-      <w:r>
-        <w:rPr>
-          <w:lang w:val="ru-RU"/>
-        </w:rPr>
-        <w:t xml:space="preserve">— Тогда давай не откладывать. </w:t>
-      </w:r>
-    </w:p>
-    <w:p>
-      <w:pPr>
-        <w:rPr>
-          <w:lang w:val="ru-RU"/>
-        </w:rPr>
-      </w:pPr>
-      <w:r>
-        <w:rPr>
-          <w:lang w:val="ru-RU"/>
-        </w:rPr>
-        <w:t>Её улыбка превратилась в вежливо-благодарную.</w:t>
-      </w:r>
-    </w:p>
-    <w:p>
-      <w:pPr>
-        <w:rPr>
-          <w:lang w:val="ru-RU"/>
-        </w:rPr>
-      </w:pPr>
-      <w:r>
-        <w:rPr>
-          <w:lang w:val="ru-RU"/>
-        </w:rPr>
-        <w:t>— Можем начинать, когда будешь готов.</w:t>
-      </w:r>
-    </w:p>
-    <w:p>
-      <w:pPr>
-        <w:rPr>
-          <w:lang w:val="ru-RU"/>
-        </w:rPr>
-      </w:pPr>
-      <w:r>
-        <w:rPr>
-          <w:lang w:val="ru-RU"/>
-        </w:rPr>
-        <w:t>Я снова, как тогда в лаборатории Иэна, попытался мысленно пройти через события того памятного утра. И</w:t>
-      </w:r>
-      <w:r>
-        <w:rPr>
-          <w:lang w:val="ru-RU"/>
-        </w:rPr>
-        <w:t>,</w:t>
-      </w:r>
-      <w:r>
-        <w:rPr>
-          <w:lang w:val="ru-RU"/>
-        </w:rPr>
-        <w:t xml:space="preserve"> как и тогда</w:t>
-      </w:r>
-      <w:r>
-        <w:rPr>
-          <w:lang w:val="ru-RU"/>
-        </w:rPr>
-        <w:t>,</w:t>
-      </w:r>
-      <w:r>
-        <w:rPr>
-          <w:lang w:val="ru-RU"/>
-        </w:rPr>
-        <w:t xml:space="preserve"> почувствовал, что делать это мне как-то непривычно легко. Видимо, Сана также умела оказывать на мыслительные способности некое стимулирующее воздействие.</w:t>
-      </w:r>
-    </w:p>
-    <w:p>
-      <w:pPr>
-        <w:rPr>
-          <w:lang w:val="ru-RU"/>
-        </w:rPr>
-      </w:pPr>
-      <w:r>
-        <w:rPr>
-          <w:lang w:val="ru-RU"/>
-        </w:rPr>
-        <w:t>Когда я дошёл до момента своего возвращения домой</w:t>
-      </w:r>
-      <w:r>
-        <w:rPr>
-          <w:lang w:val="ru-RU"/>
-        </w:rPr>
-        <w:t>, я развёл руками.</w:t>
-      </w:r>
-    </w:p>
-    <w:p>
-      <w:pPr>
-        <w:rPr>
-          <w:lang w:val="ru-RU"/>
-        </w:rPr>
-      </w:pPr>
-      <w:r>
-        <w:rPr>
-          <w:lang w:val="ru-RU"/>
-        </w:rPr>
-        <w:t>— Вот и всё, собственно.</w:t>
-      </w:r>
-    </w:p>
-    <w:p>
-      <w:pPr>
-        <w:rPr>
-          <w:lang w:val="ru-RU"/>
-        </w:rPr>
-      </w:pPr>
-      <w:r>
-        <w:rPr>
-          <w:lang w:val="ru-RU"/>
-        </w:rPr>
-        <w:t xml:space="preserve">Какое-то время она находилась в глубокой задумчивости. Потом, вынырнув из своих мыслей, </w:t>
-      </w:r>
-      <w:r>
-        <w:rPr>
-          <w:lang w:val="ru-RU"/>
-        </w:rPr>
-        <w:t>посмотрела мне в глаза</w:t>
-      </w:r>
-      <w:r>
-        <w:rPr>
-          <w:lang w:val="ru-RU"/>
-        </w:rPr>
-        <w:t>:</w:t>
-      </w:r>
-    </w:p>
-    <w:p>
-      <w:pPr>
-        <w:rPr>
-          <w:lang w:val="ru-RU"/>
-        </w:rPr>
-      </w:pPr>
-      <w:r>
-        <w:rPr>
-          <w:lang w:val="ru-RU"/>
-        </w:rPr>
-        <w:t>— Ты обратил внимание, что воздействий на тебя было три?</w:t>
-      </w:r>
-    </w:p>
-    <w:p>
-      <w:pPr>
-        <w:rPr>
-          <w:lang w:val="ru-RU"/>
-        </w:rPr>
-      </w:pPr>
-      <w:r>
-        <w:rPr>
-          <w:lang w:val="ru-RU"/>
-        </w:rPr>
-        <w:t>Я кивнул.</w:t>
-      </w:r>
-    </w:p>
-    <w:p>
-      <w:pPr>
-        <w:rPr>
-          <w:lang w:val="ru-RU"/>
-        </w:rPr>
-      </w:pPr>
-      <w:r>
-        <w:rPr>
-          <w:lang w:val="ru-RU"/>
-        </w:rPr>
-        <w:t xml:space="preserve">— Так вот, это является как нельзя </w:t>
-      </w:r>
-      <w:r>
-        <w:rPr>
-          <w:lang w:val="ru-RU"/>
-        </w:rPr>
-        <w:t xml:space="preserve">более </w:t>
-      </w:r>
-      <w:r>
-        <w:rPr>
-          <w:lang w:val="ru-RU"/>
-        </w:rPr>
-        <w:t xml:space="preserve">лучшей иллюстрацией и, так сказать, резюме нашего разговора о трёх ипостасях Эссенции. </w:t>
-      </w:r>
-    </w:p>
-    <w:p>
-      <w:pPr>
-        <w:rPr>
-          <w:lang w:val="ru-RU"/>
-        </w:rPr>
-      </w:pPr>
-      <w:r>
-        <w:rPr>
-          <w:lang w:val="ru-RU"/>
-        </w:rPr>
-        <w:t>Я уже и сам начал догадываться об этом, но её слова придали этим догадкам оформленный и завершённый вид.</w:t>
-      </w:r>
-    </w:p>
-    <w:p>
-      <w:pPr>
-        <w:rPr>
-          <w:lang w:val="ru-RU"/>
-        </w:rPr>
-      </w:pPr>
-      <w:r>
-        <w:rPr>
-          <w:lang w:val="ru-RU"/>
-        </w:rPr>
-        <w:t>— Спасибо тебе</w:t>
-      </w:r>
-      <w:r>
-        <w:rPr>
-          <w:lang w:val="ru-RU"/>
-        </w:rPr>
-        <w:t>,</w:t>
-      </w:r>
-      <w:r>
-        <w:rPr>
-          <w:lang w:val="ru-RU"/>
-        </w:rPr>
-        <w:t xml:space="preserve"> Мак, — с</w:t>
-      </w:r>
-      <w:r>
-        <w:rPr>
-          <w:lang w:val="ru-RU"/>
-        </w:rPr>
-        <w:t xml:space="preserve"> неожиданной</w:t>
-      </w:r>
-      <w:r>
-        <w:rPr>
-          <w:lang w:val="ru-RU"/>
-        </w:rPr>
-        <w:t xml:space="preserve"> торжественно</w:t>
-      </w:r>
-      <w:r>
-        <w:rPr>
-          <w:lang w:val="ru-RU"/>
-        </w:rPr>
-        <w:t>стью</w:t>
-      </w:r>
-      <w:r>
-        <w:rPr>
-          <w:lang w:val="ru-RU"/>
-        </w:rPr>
-        <w:t xml:space="preserve"> произнесла Сана. — Ты оказал Великой Хранительнице </w:t>
-      </w:r>
-      <w:r>
-        <w:rPr>
-          <w:lang w:val="ru-RU"/>
-        </w:rPr>
-        <w:t>важную</w:t>
-      </w:r>
-      <w:r>
-        <w:rPr>
-          <w:lang w:val="ru-RU"/>
-        </w:rPr>
-        <w:t xml:space="preserve"> услугу. Уверена, что она это оценит.</w:t>
-      </w:r>
-    </w:p>
-    <w:p>
-      <w:pPr>
-        <w:rPr>
-          <w:lang w:val="ru-RU"/>
-        </w:rPr>
-      </w:pPr>
-      <w:r>
-        <w:rPr>
-          <w:lang w:val="ru-RU"/>
-        </w:rPr>
-        <w:t xml:space="preserve">Я несколько смутился. </w:t>
-      </w:r>
-    </w:p>
-    <w:p>
-      <w:pPr>
-        <w:rPr>
-          <w:lang w:val="ru-RU"/>
-        </w:rPr>
-      </w:pPr>
-      <w:r>
-        <w:rPr>
-          <w:lang w:val="ru-RU"/>
-        </w:rPr>
-        <w:t>— Я очень рад быть полезным Великой Истар.</w:t>
-      </w:r>
-    </w:p>
-    <w:p>
-      <w:pPr>
-        <w:rPr>
-          <w:lang w:val="ru-RU"/>
-        </w:rPr>
-      </w:pPr>
-      <w:r>
-        <w:rPr>
-          <w:lang w:val="ru-RU"/>
-        </w:rPr>
-        <w:t xml:space="preserve">Сана улыбнулась мне, а потом посмотрела в сторону центрального здания лоджа. Я проследил за её взглядом. Над трубой, заключённой между двумя слоями крыши, уже вился дымок. Я оглядел хижины и увидел, что их обитатели уже в основном проснулись. Кто-то складывал вещи, кто-то седлал лошадей, а кто-то просто сидел за столом с дымящейся кружкой в руке. </w:t>
-      </w:r>
-    </w:p>
-    <w:p>
-      <w:pPr>
-        <w:rPr>
-          <w:lang w:val="ru-RU"/>
-        </w:rPr>
-      </w:pPr>
-      <w:r>
-        <w:rPr>
-          <w:lang w:val="ru-RU"/>
-        </w:rPr>
-        <w:t xml:space="preserve">— Пора за работу, </w:t>
-      </w:r>
-      <w:r>
-        <w:rPr>
-          <w:lang w:val="ru-RU"/>
-        </w:rPr>
-        <w:t xml:space="preserve">— </w:t>
-      </w:r>
-      <w:r>
-        <w:rPr>
-          <w:lang w:val="ru-RU"/>
-        </w:rPr>
-        <w:t xml:space="preserve">задумчиво проговорила Сана. </w:t>
-      </w:r>
-    </w:p>
-    <w:p>
-      <w:pPr>
-        <w:rPr>
-          <w:lang w:val="ru-RU"/>
-        </w:rPr>
-      </w:pPr>
-      <w:r>
-        <w:rPr>
-          <w:lang w:val="ru-RU"/>
-        </w:rPr>
-        <w:t xml:space="preserve">Она поднесла к губам кружку и тремя большими глотками допила чай. Я сделал то же самое. Чай теперь был как раз такой температуры, чтобы согревать, но не обжигать. И выпив его, я почувствовал прилив бодрости и энергии. </w:t>
-      </w:r>
-    </w:p>
-    <w:p>
-      <w:pPr>
-        <w:rPr>
-          <w:lang w:val="ru-RU"/>
-        </w:rPr>
-      </w:pPr>
-      <w:r>
-        <w:rPr>
-          <w:lang w:val="ru-RU"/>
-        </w:rPr>
-        <w:t>Мы поднялись из-за стола</w:t>
-      </w:r>
-      <w:r>
-        <w:rPr>
-          <w:lang w:val="ru-RU"/>
-        </w:rPr>
-        <w:t xml:space="preserve"> и вышли из хижины</w:t>
-      </w:r>
-      <w:r>
-        <w:rPr>
-          <w:lang w:val="ru-RU"/>
-        </w:rPr>
-        <w:t>, но не в сторону лоджа, а в противоположную. Отсюда, с вершины небольшого холма открывался великолепный вид на реку, долину</w:t>
-      </w:r>
-      <w:r>
-        <w:rPr>
-          <w:lang w:val="ru-RU"/>
-        </w:rPr>
-        <w:t>,</w:t>
-      </w:r>
-      <w:r>
-        <w:rPr>
-          <w:lang w:val="ru-RU"/>
-        </w:rPr>
-        <w:t xml:space="preserve"> вздымающиеся за ней го</w:t>
-      </w:r>
-      <w:r>
-        <w:rPr>
-          <w:lang w:val="ru-RU"/>
-        </w:rPr>
-        <w:t>рный кряж</w:t>
-      </w:r>
-      <w:r>
-        <w:rPr>
-          <w:lang w:val="ru-RU"/>
-        </w:rPr>
-        <w:t xml:space="preserve">, </w:t>
-      </w:r>
-      <w:r>
-        <w:rPr>
-          <w:lang w:val="ru-RU"/>
-        </w:rPr>
-        <w:t>и величественным водопад в самом</w:t>
-      </w:r>
-      <w:r>
-        <w:rPr>
-          <w:lang w:val="ru-RU"/>
-        </w:rPr>
-        <w:t xml:space="preserve"> его</w:t>
-      </w:r>
-      <w:r>
-        <w:rPr>
-          <w:lang w:val="ru-RU"/>
-        </w:rPr>
-        <w:t xml:space="preserve"> центре.</w:t>
-      </w:r>
-      <w:r>
-        <w:rPr>
-          <w:lang w:val="ru-RU"/>
-        </w:rPr>
-        <w:t xml:space="preserve"> </w:t>
-      </w:r>
     </w:p>
     <w:p>
       <w:pPr>
@@ -4319,14 +4352,7 @@
         <w:rPr>
           <w:lang w:val="ru-RU"/>
         </w:rPr>
-        <w:t xml:space="preserve"> превращается в традиционный женский костюм погонщицы </w:t>
-      </w:r>
-      <w:r>
-        <w:rPr>
-          <w:lang w:val="ru-RU"/>
-        </w:rPr>
-        <w:lastRenderedPageBreak/>
-        <w:t>драконов — холщовая рубаха, кожаная</w:t>
+        <w:t xml:space="preserve"> превращается в традиционный женский костюм погонщицы драконов — холщовая рубаха, кожаная</w:t>
       </w:r>
       <w:r>
         <w:rPr>
